--- a/Acordes domingo/Jorge/Este es mi deseo (A) - Claudio Freidzon.docx
+++ b/Acordes domingo/Jorge/Este es mi deseo (A) - Claudio Freidzon.docx
@@ -51,31 +51,6 @@
         <w:pStyle w:val="Normal"/>
         <w:bidi w:val="0"/>
         <w:rPr>
-          <w:rFonts w:ascii="Consolas" w:hAnsi="Consolas" w:eastAsia="Courier 10 Pitch" w:cs="Iosevka"/>
-          <w:b w:val="false"/>
-          <w:b w:val="false"/>
-          <w:bCs w:val="false"/>
-          <w:sz w:val="13"/>
-          <w:szCs w:val="13"/>
-          <w:lang w:val="es-ES"/>
-        </w:rPr>
-      </w:pPr>
-      <w:r>
-        <w:rPr>
-          <w:rFonts w:eastAsia="Courier 10 Pitch" w:cs="Iosevka"/>
-          <w:b w:val="false"/>
-          <w:bCs w:val="false"/>
-          <w:sz w:val="13"/>
-          <w:szCs w:val="13"/>
-          <w:lang w:val="es-ES"/>
-        </w:rPr>
-      </w:r>
-    </w:p>
-    <w:p>
-      <w:pPr>
-        <w:pStyle w:val="Normal"/>
-        <w:bidi w:val="0"/>
-        <w:rPr>
           <w:color w:val="auto"/>
           <w:sz w:val="13"/>
           <w:szCs w:val="13"/>
@@ -616,19 +591,372 @@
           <w:sz w:val="13"/>
           <w:szCs w:val="13"/>
         </w:rPr>
-        <w:t xml:space="preserve">[Coro </w:t>
-      </w:r>
-      <w:r>
-        <w:rPr>
-          <w:rFonts w:eastAsia="Courier 10 Pitch" w:cs="Consolas"/>
-          <w:b/>
-          <w:bCs w:val="false"/>
+        <w:t>[Coro, 1ra vuelta]</w:t>
+      </w:r>
+    </w:p>
+    <w:p>
+      <w:pPr>
+        <w:pStyle w:val="Normal"/>
+        <w:bidi w:val="0"/>
+        <w:rPr>
+          <w:sz w:val="13"/>
+          <w:szCs w:val="13"/>
+        </w:rPr>
+      </w:pPr>
+      <w:r>
+        <w:rPr>
+          <w:rFonts w:eastAsia="Courier 10 Pitch" w:cs="Iosevka"/>
+          <w:b w:val="false"/>
+          <w:bCs w:val="false"/>
+          <w:color w:val="auto"/>
+          <w:sz w:val="13"/>
+          <w:szCs w:val="13"/>
+          <w:lang w:val="es-ES"/>
+        </w:rPr>
+        <w:t>A                E</w:t>
+      </w:r>
+    </w:p>
+    <w:p>
+      <w:pPr>
+        <w:pStyle w:val="Normal"/>
+        <w:bidi w:val="0"/>
+        <w:rPr>
+          <w:sz w:val="13"/>
+          <w:szCs w:val="13"/>
+        </w:rPr>
+      </w:pPr>
+      <w:r>
+        <w:rPr>
+          <w:rFonts w:eastAsia="Courier 10 Pitch" w:cs="Iosevka"/>
+          <w:b w:val="false"/>
+          <w:bCs w:val="false"/>
+          <w:color w:val="auto"/>
+          <w:sz w:val="13"/>
+          <w:szCs w:val="13"/>
+          <w:lang w:val="es-ES"/>
+        </w:rPr>
+        <w:t>Hoy te rindo mi ser</w:t>
+      </w:r>
+    </w:p>
+    <w:p>
+      <w:pPr>
+        <w:pStyle w:val="Normal"/>
+        <w:bidi w:val="0"/>
+        <w:rPr>
+          <w:sz w:val="13"/>
+          <w:szCs w:val="13"/>
+        </w:rPr>
+      </w:pPr>
+      <w:r>
+        <w:rPr>
+          <w:rFonts w:eastAsia="Courier 10 Pitch" w:cs="Iosevka"/>
+          <w:b w:val="false"/>
+          <w:bCs w:val="false"/>
+          <w:color w:val="auto"/>
+          <w:sz w:val="13"/>
+          <w:szCs w:val="13"/>
+          <w:lang w:val="es-ES"/>
+        </w:rPr>
+        <w:t xml:space="preserve">               </w:t>
+      </w:r>
+      <w:r>
+        <w:rPr>
+          <w:rFonts w:eastAsia="Courier 10 Pitch" w:cs="Iosevka"/>
+          <w:b w:val="false"/>
+          <w:bCs w:val="false"/>
+          <w:color w:val="auto"/>
+          <w:sz w:val="13"/>
+          <w:szCs w:val="13"/>
+          <w:lang w:val="es-ES"/>
+        </w:rPr>
+        <w:t>Bm</w:t>
+      </w:r>
+    </w:p>
+    <w:p>
+      <w:pPr>
+        <w:pStyle w:val="Normal"/>
+        <w:bidi w:val="0"/>
+        <w:rPr>
+          <w:sz w:val="13"/>
+          <w:szCs w:val="13"/>
+        </w:rPr>
+      </w:pPr>
+      <w:r>
+        <w:rPr>
+          <w:rFonts w:eastAsia="Courier 10 Pitch" w:cs="Iosevka"/>
+          <w:b w:val="false"/>
+          <w:bCs w:val="false"/>
+          <w:color w:val="auto"/>
+          <w:sz w:val="13"/>
+          <w:szCs w:val="13"/>
+          <w:lang w:val="es-ES"/>
+        </w:rPr>
+        <w:t>Te doy mi corazón</w:t>
+      </w:r>
+    </w:p>
+    <w:p>
+      <w:pPr>
+        <w:pStyle w:val="Normal"/>
+        <w:bidi w:val="0"/>
+        <w:rPr>
+          <w:sz w:val="13"/>
+          <w:szCs w:val="13"/>
+        </w:rPr>
+      </w:pPr>
+      <w:r>
+        <w:rPr>
+          <w:rFonts w:eastAsia="Courier 10 Pitch" w:cs="Iosevka"/>
+          <w:b w:val="false"/>
+          <w:bCs w:val="false"/>
+          <w:color w:val="auto"/>
+          <w:sz w:val="13"/>
+          <w:szCs w:val="13"/>
+          <w:lang w:val="es-ES"/>
+        </w:rPr>
+        <w:t xml:space="preserve">    </w:t>
+      </w:r>
+      <w:r>
+        <w:rPr>
+          <w:rFonts w:eastAsia="Courier 10 Pitch" w:cs="Iosevka"/>
+          <w:b w:val="false"/>
+          <w:bCs w:val="false"/>
+          <w:color w:val="auto"/>
+          <w:sz w:val="13"/>
+          <w:szCs w:val="13"/>
+          <w:lang w:val="es-ES"/>
+        </w:rPr>
+        <w:t>D    E    A</w:t>
+      </w:r>
+    </w:p>
+    <w:p>
+      <w:pPr>
+        <w:pStyle w:val="Normal"/>
+        <w:bidi w:val="0"/>
+        <w:rPr>
+          <w:sz w:val="13"/>
+          <w:szCs w:val="13"/>
+        </w:rPr>
+      </w:pPr>
+      <w:r>
+        <w:rPr>
+          <w:rFonts w:eastAsia="Courier 10 Pitch" w:cs="Iosevka"/>
+          <w:b w:val="false"/>
+          <w:bCs w:val="false"/>
+          <w:color w:val="auto"/>
+          <w:sz w:val="13"/>
+          <w:szCs w:val="13"/>
+          <w:lang w:val="es-ES"/>
+        </w:rPr>
+        <w:t>Yo vivo para tí</w:t>
+      </w:r>
+    </w:p>
+    <w:p>
+      <w:pPr>
+        <w:pStyle w:val="Normal"/>
+        <w:bidi w:val="0"/>
+        <w:rPr>
+          <w:color w:val="auto"/>
+          <w:sz w:val="13"/>
+          <w:szCs w:val="13"/>
+        </w:rPr>
+      </w:pPr>
+      <w:r>
+        <w:rPr>
+          <w:color w:val="auto"/>
+          <w:sz w:val="13"/>
+          <w:szCs w:val="13"/>
+        </w:rPr>
+      </w:r>
+    </w:p>
+    <w:p>
+      <w:pPr>
+        <w:pStyle w:val="Normal"/>
+        <w:bidi w:val="0"/>
+        <w:rPr>
+          <w:sz w:val="13"/>
+          <w:szCs w:val="13"/>
+        </w:rPr>
+      </w:pPr>
+      <w:r>
+        <w:rPr>
+          <w:rFonts w:eastAsia="Courier 10 Pitch" w:cs="Iosevka"/>
+          <w:b w:val="false"/>
+          <w:bCs w:val="false"/>
+          <w:color w:val="auto"/>
+          <w:sz w:val="13"/>
+          <w:szCs w:val="13"/>
+          <w:lang w:val="es-ES"/>
+        </w:rPr>
+        <w:t xml:space="preserve">              </w:t>
+      </w:r>
+      <w:r>
+        <w:rPr>
+          <w:rFonts w:eastAsia="Courier 10 Pitch" w:cs="Iosevka"/>
+          <w:b w:val="false"/>
+          <w:bCs w:val="false"/>
+          <w:color w:val="auto"/>
+          <w:sz w:val="13"/>
+          <w:szCs w:val="13"/>
+          <w:lang w:val="es-ES"/>
+        </w:rPr>
+        <w:t>E</w:t>
+      </w:r>
+    </w:p>
+    <w:p>
+      <w:pPr>
+        <w:pStyle w:val="Normal"/>
+        <w:bidi w:val="0"/>
+        <w:rPr>
+          <w:sz w:val="13"/>
+          <w:szCs w:val="13"/>
+        </w:rPr>
+      </w:pPr>
+      <w:r>
+        <w:rPr>
+          <w:rFonts w:eastAsia="Courier 10 Pitch" w:cs="Iosevka"/>
+          <w:b w:val="false"/>
+          <w:bCs w:val="false"/>
+          <w:color w:val="auto"/>
+          <w:sz w:val="13"/>
+          <w:szCs w:val="13"/>
+          <w:lang w:val="es-ES"/>
+        </w:rPr>
+        <w:t>En cada palpitar</w:t>
+      </w:r>
+    </w:p>
+    <w:p>
+      <w:pPr>
+        <w:pStyle w:val="Normal"/>
+        <w:bidi w:val="0"/>
+        <w:rPr>
+          <w:sz w:val="13"/>
+          <w:szCs w:val="13"/>
+        </w:rPr>
+      </w:pPr>
+      <w:r>
+        <w:rPr>
+          <w:rFonts w:eastAsia="Courier 10 Pitch" w:cs="Iosevka"/>
+          <w:b w:val="false"/>
+          <w:bCs w:val="false"/>
+          <w:color w:val="auto"/>
+          <w:sz w:val="13"/>
+          <w:szCs w:val="13"/>
+          <w:lang w:val="es-ES"/>
+        </w:rPr>
+        <w:t xml:space="preserve">                          </w:t>
+      </w:r>
+      <w:r>
+        <w:rPr>
+          <w:rFonts w:eastAsia="Courier 10 Pitch" w:cs="Iosevka"/>
+          <w:b w:val="false"/>
+          <w:bCs w:val="false"/>
+          <w:color w:val="auto"/>
+          <w:sz w:val="13"/>
+          <w:szCs w:val="13"/>
+          <w:lang w:val="es-ES"/>
+        </w:rPr>
+        <w:t>Bm</w:t>
+      </w:r>
+    </w:p>
+    <w:p>
+      <w:pPr>
+        <w:pStyle w:val="Normal"/>
+        <w:bidi w:val="0"/>
+        <w:rPr>
+          <w:sz w:val="13"/>
+          <w:szCs w:val="13"/>
+        </w:rPr>
+      </w:pPr>
+      <w:r>
+        <w:rPr>
+          <w:rFonts w:eastAsia="Courier 10 Pitch" w:cs="Iosevka"/>
+          <w:b w:val="false"/>
+          <w:bCs w:val="false"/>
+          <w:color w:val="auto"/>
+          <w:sz w:val="13"/>
+          <w:szCs w:val="13"/>
+          <w:lang w:val="es-ES"/>
+        </w:rPr>
+        <w:t>Mientras haya aliento en mi</w:t>
+      </w:r>
+    </w:p>
+    <w:p>
+      <w:pPr>
+        <w:pStyle w:val="Normal"/>
+        <w:bidi w:val="0"/>
+        <w:rPr>
+          <w:sz w:val="13"/>
+          <w:szCs w:val="13"/>
+        </w:rPr>
+      </w:pPr>
+      <w:r>
+        <w:rPr>
+          <w:rFonts w:eastAsia="Courier 10 Pitch" w:cs="Iosevka"/>
+          <w:b w:val="false"/>
+          <w:bCs w:val="false"/>
+          <w:color w:val="auto"/>
+          <w:sz w:val="13"/>
+          <w:szCs w:val="13"/>
+          <w:lang w:val="es-ES"/>
+        </w:rPr>
+        <w:t xml:space="preserve">      </w:t>
+      </w:r>
+      <w:r>
+        <w:rPr>
+          <w:rFonts w:eastAsia="Courier 10 Pitch" w:cs="Iosevka"/>
+          <w:b w:val="false"/>
+          <w:bCs w:val="false"/>
+          <w:color w:val="auto"/>
+          <w:sz w:val="13"/>
+          <w:szCs w:val="13"/>
+          <w:lang w:val="es-ES"/>
+        </w:rPr>
+        <w:t xml:space="preserve">D     E        </w:t>
+      </w:r>
+      <w:r>
+        <w:rPr>
+          <w:rFonts w:eastAsia="Courier 10 Pitch" w:cs="Iosevka"/>
+          <w:b/>
+          <w:bCs/>
+          <w:color w:val="18A303"/>
+          <w:sz w:val="13"/>
+          <w:szCs w:val="13"/>
+          <w:lang w:val="es-ES"/>
+        </w:rPr>
+        <w:t>A</w:t>
+      </w:r>
+    </w:p>
+    <w:p>
+      <w:pPr>
+        <w:pStyle w:val="Normal"/>
+        <w:bidi w:val="0"/>
+        <w:rPr>
+          <w:sz w:val="13"/>
+          <w:szCs w:val="13"/>
+        </w:rPr>
+      </w:pPr>
+      <w:r>
+        <w:rPr>
+          <w:rFonts w:eastAsia="Courier 10 Pitch" w:cs="Iosevka"/>
+          <w:b w:val="false"/>
+          <w:bCs w:val="false"/>
+          <w:color w:val="auto"/>
+          <w:sz w:val="13"/>
+          <w:szCs w:val="13"/>
+          <w:lang w:val="es-ES"/>
+        </w:rPr>
+        <w:t>Dios haz tu obra en mi</w:t>
+      </w:r>
+    </w:p>
+    <w:p>
+      <w:pPr>
+        <w:pStyle w:val="Normal"/>
+        <w:rPr>
           <w:color w:val="1C99E0"/>
           <w:sz w:val="13"/>
           <w:szCs w:val="13"/>
         </w:rPr>
-        <w:t>x2</w:t>
-      </w:r>
+      </w:pPr>
       <w:r>
         <w:rPr>
           <w:rFonts w:eastAsia="Courier 10 Pitch" w:cs="Consolas"/>
@@ -638,137 +966,85 @@
           <w:sz w:val="13"/>
           <w:szCs w:val="13"/>
         </w:rPr>
-        <w:t>]</w:t>
-      </w:r>
-    </w:p>
-    <w:p>
-      <w:pPr>
-        <w:pStyle w:val="Normal"/>
-        <w:bidi w:val="0"/>
-        <w:rPr>
-          <w:sz w:val="13"/>
-          <w:szCs w:val="13"/>
-        </w:rPr>
-      </w:pPr>
-      <w:r>
-        <w:rPr>
-          <w:sz w:val="13"/>
-          <w:szCs w:val="13"/>
-        </w:rPr>
-      </w:r>
-    </w:p>
-    <w:p>
-      <w:pPr>
-        <w:pStyle w:val="Normal"/>
-        <w:bidi w:val="0"/>
-        <w:rPr>
-          <w:sz w:val="13"/>
-          <w:szCs w:val="13"/>
-        </w:rPr>
-      </w:pPr>
-      <w:r>
-        <w:rPr>
-          <w:rFonts w:eastAsia="Courier 10 Pitch" w:cs="Iosevka"/>
-          <w:b w:val="false"/>
-          <w:bCs w:val="false"/>
-          <w:color w:val="auto"/>
-          <w:sz w:val="13"/>
-          <w:szCs w:val="13"/>
-          <w:lang w:val="es-ES"/>
-        </w:rPr>
-        <w:t>A                E</w:t>
-      </w:r>
-    </w:p>
-    <w:p>
-      <w:pPr>
-        <w:pStyle w:val="Normal"/>
-        <w:bidi w:val="0"/>
-        <w:rPr>
-          <w:sz w:val="13"/>
-          <w:szCs w:val="13"/>
-        </w:rPr>
-      </w:pPr>
-      <w:r>
-        <w:rPr>
-          <w:rFonts w:eastAsia="Courier 10 Pitch" w:cs="Iosevka"/>
-          <w:b w:val="false"/>
-          <w:bCs w:val="false"/>
-          <w:color w:val="auto"/>
-          <w:sz w:val="13"/>
-          <w:szCs w:val="13"/>
-          <w:lang w:val="es-ES"/>
-        </w:rPr>
-        <w:t>Hoy te rindo mi ser</w:t>
-      </w:r>
-    </w:p>
-    <w:p>
-      <w:pPr>
-        <w:pStyle w:val="Normal"/>
-        <w:bidi w:val="0"/>
-        <w:rPr>
-          <w:sz w:val="13"/>
-          <w:szCs w:val="13"/>
-        </w:rPr>
-      </w:pPr>
-      <w:r>
-        <w:rPr>
-          <w:rFonts w:eastAsia="Courier 10 Pitch" w:cs="Iosevka"/>
-          <w:b w:val="false"/>
-          <w:bCs w:val="false"/>
-          <w:color w:val="auto"/>
-          <w:sz w:val="13"/>
-          <w:szCs w:val="13"/>
-          <w:lang w:val="es-ES"/>
-        </w:rPr>
-        <w:t xml:space="preserve">               </w:t>
-      </w:r>
-      <w:r>
-        <w:rPr>
-          <w:rFonts w:eastAsia="Courier 10 Pitch" w:cs="Iosevka"/>
-          <w:b w:val="false"/>
-          <w:bCs w:val="false"/>
-          <w:color w:val="auto"/>
-          <w:sz w:val="13"/>
-          <w:szCs w:val="13"/>
-          <w:lang w:val="es-ES"/>
-        </w:rPr>
-        <w:t>Bm</w:t>
-      </w:r>
-    </w:p>
-    <w:p>
-      <w:pPr>
-        <w:pStyle w:val="Normal"/>
-        <w:bidi w:val="0"/>
-        <w:rPr>
-          <w:sz w:val="13"/>
-          <w:szCs w:val="13"/>
-        </w:rPr>
-      </w:pPr>
-      <w:r>
-        <w:rPr>
-          <w:rFonts w:eastAsia="Courier 10 Pitch" w:cs="Iosevka"/>
-          <w:b w:val="false"/>
-          <w:bCs w:val="false"/>
-          <w:color w:val="auto"/>
-          <w:sz w:val="13"/>
-          <w:szCs w:val="13"/>
-          <w:lang w:val="es-ES"/>
-        </w:rPr>
-        <w:t>Te doy mi corazón</w:t>
-      </w:r>
-    </w:p>
-    <w:p>
-      <w:pPr>
-        <w:pStyle w:val="Normal"/>
-        <w:bidi w:val="0"/>
-        <w:rPr>
-          <w:sz w:val="13"/>
-          <w:szCs w:val="13"/>
-        </w:rPr>
-      </w:pPr>
-      <w:r>
-        <w:rPr>
-          <w:rFonts w:eastAsia="Courier 10 Pitch" w:cs="Iosevka"/>
+        <w:t xml:space="preserve">[Coro, </w:t>
+      </w:r>
+      <w:r>
+        <w:rPr>
+          <w:rFonts w:eastAsia="Courier 10 Pitch" w:cs="Consolas"/>
+          <w:b/>
+          <w:bCs w:val="false"/>
+          <w:color w:val="1C99E0"/>
+          <w:sz w:val="13"/>
+          <w:szCs w:val="13"/>
+        </w:rPr>
+        <w:t>2</w:t>
+      </w:r>
+      <w:r>
+        <w:rPr>
+          <w:rFonts w:eastAsia="Courier 10 Pitch" w:cs="Consolas"/>
+          <w:b/>
+          <w:bCs w:val="false"/>
+          <w:color w:val="1C99E0"/>
+          <w:sz w:val="13"/>
+          <w:szCs w:val="13"/>
+        </w:rPr>
+        <w:t>da vuelta]</w:t>
+      </w:r>
+    </w:p>
+    <w:p>
+      <w:pPr>
+        <w:pStyle w:val="Normal"/>
+        <w:rPr>
+          <w:b w:val="false"/>
+          <w:b w:val="false"/>
+          <w:bCs w:val="false"/>
+          <w:color w:val="auto"/>
+          <w:sz w:val="13"/>
+          <w:szCs w:val="13"/>
+        </w:rPr>
+      </w:pPr>
+      <w:r>
+        <w:rPr>
+          <w:rFonts w:eastAsia="Courier 10 Pitch" w:cs="Consolas"/>
+          <w:b w:val="false"/>
+          <w:bCs w:val="false"/>
+          <w:color w:val="auto"/>
+          <w:sz w:val="13"/>
+          <w:szCs w:val="13"/>
+          <w:lang w:val="es-ES"/>
+        </w:rPr>
+        <w:t>A   E   Bm  D E  A</w:t>
+      </w:r>
+    </w:p>
+    <w:p>
+      <w:pPr>
+        <w:pStyle w:val="Normal"/>
+        <w:rPr>
+          <w:rFonts w:ascii="Consolas" w:hAnsi="Consolas" w:eastAsia="Courier 10 Pitch" w:cs="Consolas"/>
+          <w:lang w:val="es-ES"/>
+        </w:rPr>
+      </w:pPr>
+      <w:r>
+        <w:rPr>
+          <w:b w:val="false"/>
+          <w:bCs w:val="false"/>
+          <w:color w:val="auto"/>
+          <w:sz w:val="13"/>
+          <w:szCs w:val="13"/>
+        </w:rPr>
+      </w:r>
+    </w:p>
+    <w:p>
+      <w:pPr>
+        <w:pStyle w:val="Normal"/>
+        <w:rPr>
+          <w:sz w:val="13"/>
+          <w:szCs w:val="13"/>
+        </w:rPr>
+      </w:pPr>
+      <w:r>
+        <w:rPr>
+          <w:rFonts w:eastAsia="Courier 10 Pitch" w:cs="Consolas"/>
           <w:b w:val="false"/>
           <w:bCs w:val="false"/>
           <w:color w:val="auto"/>
@@ -780,255 +1056,19 @@
       </w:r>
       <w:r>
         <w:rPr>
-          <w:rFonts w:eastAsia="Courier 10 Pitch" w:cs="Iosevka"/>
-          <w:b w:val="false"/>
-          <w:bCs w:val="false"/>
-          <w:color w:val="auto"/>
-          <w:sz w:val="13"/>
-          <w:szCs w:val="13"/>
-          <w:lang w:val="es-ES"/>
-        </w:rPr>
-        <w:t>D    E    A</w:t>
-      </w:r>
-    </w:p>
-    <w:p>
-      <w:pPr>
-        <w:pStyle w:val="Normal"/>
-        <w:bidi w:val="0"/>
-        <w:rPr>
-          <w:sz w:val="13"/>
-          <w:szCs w:val="13"/>
-        </w:rPr>
-      </w:pPr>
-      <w:r>
-        <w:rPr>
-          <w:rFonts w:eastAsia="Courier 10 Pitch" w:cs="Iosevka"/>
-          <w:b w:val="false"/>
-          <w:bCs w:val="false"/>
-          <w:color w:val="auto"/>
-          <w:sz w:val="13"/>
-          <w:szCs w:val="13"/>
-          <w:lang w:val="es-ES"/>
-        </w:rPr>
-        <w:t>Yo vivo para tí</w:t>
-      </w:r>
-    </w:p>
-    <w:p>
-      <w:pPr>
-        <w:pStyle w:val="Normal"/>
-        <w:bidi w:val="0"/>
-        <w:rPr>
-          <w:color w:val="auto"/>
-          <w:sz w:val="13"/>
-          <w:szCs w:val="13"/>
-        </w:rPr>
-      </w:pPr>
-      <w:r>
-        <w:rPr>
-          <w:color w:val="auto"/>
-          <w:sz w:val="13"/>
-          <w:szCs w:val="13"/>
-        </w:rPr>
-      </w:r>
-    </w:p>
-    <w:p>
-      <w:pPr>
-        <w:pStyle w:val="Normal"/>
-        <w:bidi w:val="0"/>
-        <w:rPr>
-          <w:sz w:val="13"/>
-          <w:szCs w:val="13"/>
-        </w:rPr>
-      </w:pPr>
-      <w:r>
-        <w:rPr>
-          <w:rFonts w:eastAsia="Courier 10 Pitch" w:cs="Iosevka"/>
-          <w:b w:val="false"/>
-          <w:bCs w:val="false"/>
-          <w:color w:val="auto"/>
-          <w:sz w:val="13"/>
-          <w:szCs w:val="13"/>
-          <w:lang w:val="es-ES"/>
-        </w:rPr>
-        <w:t xml:space="preserve">              </w:t>
-      </w:r>
-      <w:r>
-        <w:rPr>
-          <w:rFonts w:eastAsia="Courier 10 Pitch" w:cs="Iosevka"/>
-          <w:b w:val="false"/>
-          <w:bCs w:val="false"/>
-          <w:color w:val="auto"/>
-          <w:sz w:val="13"/>
-          <w:szCs w:val="13"/>
-          <w:lang w:val="es-ES"/>
-        </w:rPr>
-        <w:t>E</w:t>
-      </w:r>
-    </w:p>
-    <w:p>
-      <w:pPr>
-        <w:pStyle w:val="Normal"/>
-        <w:bidi w:val="0"/>
-        <w:rPr>
-          <w:sz w:val="13"/>
-          <w:szCs w:val="13"/>
-        </w:rPr>
-      </w:pPr>
-      <w:r>
-        <w:rPr>
-          <w:rFonts w:eastAsia="Courier 10 Pitch" w:cs="Iosevka"/>
-          <w:b w:val="false"/>
-          <w:bCs w:val="false"/>
-          <w:color w:val="auto"/>
-          <w:sz w:val="13"/>
-          <w:szCs w:val="13"/>
-          <w:lang w:val="es-ES"/>
-        </w:rPr>
-        <w:t>En cada palpitar</w:t>
-      </w:r>
-    </w:p>
-    <w:p>
-      <w:pPr>
-        <w:pStyle w:val="Normal"/>
-        <w:bidi w:val="0"/>
-        <w:rPr>
-          <w:sz w:val="13"/>
-          <w:szCs w:val="13"/>
-        </w:rPr>
-      </w:pPr>
-      <w:r>
-        <w:rPr>
-          <w:rFonts w:eastAsia="Courier 10 Pitch" w:cs="Iosevka"/>
-          <w:b w:val="false"/>
-          <w:bCs w:val="false"/>
-          <w:color w:val="auto"/>
-          <w:sz w:val="13"/>
-          <w:szCs w:val="13"/>
-          <w:lang w:val="es-ES"/>
-        </w:rPr>
-        <w:t xml:space="preserve">                          </w:t>
-      </w:r>
-      <w:r>
-        <w:rPr>
-          <w:rFonts w:eastAsia="Courier 10 Pitch" w:cs="Iosevka"/>
-          <w:b w:val="false"/>
-          <w:bCs w:val="false"/>
-          <w:color w:val="auto"/>
-          <w:sz w:val="13"/>
-          <w:szCs w:val="13"/>
-          <w:lang w:val="es-ES"/>
-        </w:rPr>
-        <w:t>Bm</w:t>
-      </w:r>
-    </w:p>
-    <w:p>
-      <w:pPr>
-        <w:pStyle w:val="Normal"/>
-        <w:bidi w:val="0"/>
-        <w:rPr>
-          <w:sz w:val="13"/>
-          <w:szCs w:val="13"/>
-        </w:rPr>
-      </w:pPr>
-      <w:r>
-        <w:rPr>
-          <w:rFonts w:eastAsia="Courier 10 Pitch" w:cs="Iosevka"/>
-          <w:b w:val="false"/>
-          <w:bCs w:val="false"/>
-          <w:color w:val="auto"/>
-          <w:sz w:val="13"/>
-          <w:szCs w:val="13"/>
-          <w:lang w:val="es-ES"/>
-        </w:rPr>
-        <w:t>Mientras haya aliento en mi</w:t>
-      </w:r>
-    </w:p>
-    <w:p>
-      <w:pPr>
-        <w:pStyle w:val="Normal"/>
-        <w:bidi w:val="0"/>
-        <w:rPr>
-          <w:sz w:val="13"/>
-          <w:szCs w:val="13"/>
-        </w:rPr>
-      </w:pPr>
-      <w:r>
-        <w:rPr>
-          <w:rFonts w:eastAsia="Courier 10 Pitch" w:cs="Iosevka"/>
-          <w:b w:val="false"/>
-          <w:bCs w:val="false"/>
-          <w:color w:val="auto"/>
-          <w:sz w:val="13"/>
-          <w:szCs w:val="13"/>
-          <w:lang w:val="es-ES"/>
-        </w:rPr>
-        <w:t xml:space="preserve">      </w:t>
-      </w:r>
-      <w:r>
-        <w:rPr>
-          <w:rFonts w:eastAsia="Courier 10 Pitch" w:cs="Iosevka"/>
-          <w:b w:val="false"/>
-          <w:bCs w:val="false"/>
-          <w:color w:val="auto"/>
-          <w:sz w:val="13"/>
-          <w:szCs w:val="13"/>
-          <w:lang w:val="es-ES"/>
-        </w:rPr>
-        <w:t>D     E        A</w:t>
-      </w:r>
-    </w:p>
-    <w:p>
-      <w:pPr>
-        <w:pStyle w:val="Normal"/>
-        <w:bidi w:val="0"/>
-        <w:rPr>
-          <w:sz w:val="13"/>
-          <w:szCs w:val="13"/>
-        </w:rPr>
-      </w:pPr>
-      <w:r>
-        <w:rPr>
-          <w:rFonts w:eastAsia="Courier 10 Pitch" w:cs="Iosevka"/>
-          <w:b w:val="false"/>
-          <w:bCs w:val="false"/>
-          <w:color w:val="auto"/>
-          <w:sz w:val="13"/>
-          <w:szCs w:val="13"/>
-          <w:lang w:val="es-ES"/>
-        </w:rPr>
-        <w:t>Dios haz tu obra en mi</w:t>
-      </w:r>
-    </w:p>
-    <w:p>
-      <w:pPr>
-        <w:pStyle w:val="Normal"/>
-        <w:bidi w:val="0"/>
-        <w:rPr>
-          <w:color w:val="auto"/>
-          <w:sz w:val="13"/>
-          <w:szCs w:val="13"/>
-        </w:rPr>
-      </w:pPr>
-      <w:r>
-        <w:rPr>
-          <w:color w:val="auto"/>
-          <w:sz w:val="13"/>
-          <w:szCs w:val="13"/>
-        </w:rPr>
-      </w:r>
-    </w:p>
-    <w:p>
-      <w:pPr>
-        <w:pStyle w:val="Normal"/>
-        <w:bidi w:val="0"/>
-        <w:rPr>
-          <w:sz w:val="13"/>
-          <w:szCs w:val="13"/>
-        </w:rPr>
-      </w:pPr>
-      <w:r>
-        <w:rPr>
-          <w:rFonts w:eastAsia="Courier 10 Pitch" w:cs="Iosevka"/>
+          <w:rFonts w:eastAsia="Courier 10 Pitch" w:cs="Consolas"/>
+          <w:b w:val="false"/>
+          <w:bCs w:val="false"/>
+          <w:color w:val="auto"/>
+          <w:sz w:val="13"/>
+          <w:szCs w:val="13"/>
+          <w:lang w:val="es-ES"/>
+        </w:rPr>
+        <w:t xml:space="preserve">E   Bm  </w:t>
+      </w:r>
+      <w:r>
+        <w:rPr>
+          <w:rFonts w:eastAsia="Courier 10 Pitch" w:cs="Consolas"/>
           <w:b/>
           <w:bCs/>
           <w:color w:val="auto"/>
@@ -1036,19 +1076,19 @@
           <w:szCs w:val="13"/>
           <w:lang w:val="es-ES"/>
         </w:rPr>
-        <w:t>Nota:</w:t>
-      </w:r>
-      <w:r>
-        <w:rPr>
-          <w:rFonts w:eastAsia="Courier 10 Pitch" w:cs="Iosevka"/>
-          <w:b w:val="false"/>
-          <w:bCs w:val="false"/>
-          <w:color w:val="auto"/>
-          <w:sz w:val="13"/>
-          <w:szCs w:val="13"/>
-          <w:lang w:val="es-ES"/>
-        </w:rPr>
-        <w:t xml:space="preserve"> Al repetir el coro otra vez al final no va A sino D E</w:t>
+        <w:t xml:space="preserve">D E  </w:t>
+      </w:r>
+      <w:r>
+        <w:rPr>
+          <w:rFonts w:eastAsia="Courier 10 Pitch" w:cs="Consolas"/>
+          <w:b/>
+          <w:bCs/>
+          <w:color w:val="18A303"/>
+          <w:sz w:val="13"/>
+          <w:szCs w:val="13"/>
+          <w:lang w:val="es-ES"/>
+        </w:rPr>
+        <w:t>D E</w:t>
       </w:r>
     </w:p>
     <w:p>
@@ -1083,7 +1123,7 @@
           <w:rFonts w:eastAsia="Courier 10 Pitch" w:cs="Consolas"/>
           <w:b/>
           <w:bCs w:val="false"/>
-          <w:color w:val="00A0FC"/>
+          <w:color w:val="00B0F0"/>
           <w:sz w:val="13"/>
           <w:szCs w:val="13"/>
           <w:lang w:val="es-ES"/>
@@ -1094,93 +1134,632 @@
     <w:p>
       <w:pPr>
         <w:pStyle w:val="Normal"/>
-        <w:bidi w:val="0"/>
-        <w:rPr>
-          <w:b/>
+        <w:rPr>
+          <w:b w:val="false"/>
+          <w:b w:val="false"/>
+          <w:bCs w:val="false"/>
+          <w:color w:val="auto"/>
+          <w:sz w:val="13"/>
+          <w:szCs w:val="13"/>
+        </w:rPr>
+      </w:pPr>
+      <w:r>
+        <w:rPr>
+          <w:rFonts w:eastAsia="Courier 10 Pitch" w:cs="Consolas"/>
+          <w:b w:val="false"/>
+          <w:bCs w:val="false"/>
+          <w:color w:val="auto"/>
+          <w:sz w:val="13"/>
+          <w:szCs w:val="13"/>
+          <w:lang w:val="es-ES"/>
+        </w:rPr>
+        <w:t>A    F#m</w:t>
+      </w:r>
+    </w:p>
+    <w:p>
+      <w:pPr>
+        <w:pStyle w:val="Normal"/>
+        <w:rPr>
+          <w:b w:val="false"/>
+          <w:b w:val="false"/>
+          <w:bCs w:val="false"/>
+          <w:color w:val="auto"/>
+          <w:sz w:val="13"/>
+          <w:szCs w:val="13"/>
+        </w:rPr>
+      </w:pPr>
+      <w:r>
+        <w:rPr>
+          <w:rFonts w:eastAsia="Courier 10 Pitch" w:cs="Consolas"/>
+          <w:b w:val="false"/>
+          <w:bCs w:val="false"/>
+          <w:color w:val="auto"/>
+          <w:sz w:val="13"/>
+          <w:szCs w:val="13"/>
+          <w:lang w:val="es-ES"/>
+        </w:rPr>
+        <w:t>Bm A E</w:t>
+      </w:r>
+    </w:p>
+    <w:p>
+      <w:pPr>
+        <w:pStyle w:val="Normal"/>
+        <w:rPr>
+          <w:b w:val="false"/>
+          <w:b w:val="false"/>
+          <w:bCs w:val="false"/>
+          <w:color w:val="auto"/>
+          <w:sz w:val="13"/>
+          <w:szCs w:val="13"/>
+        </w:rPr>
+      </w:pPr>
+      <w:r>
+        <w:rPr>
+          <w:rFonts w:eastAsia="Courier 10 Pitch" w:cs="Consolas"/>
+          <w:b w:val="false"/>
+          <w:bCs w:val="false"/>
+          <w:color w:val="auto"/>
+          <w:sz w:val="13"/>
+          <w:szCs w:val="13"/>
+          <w:lang w:val="es-ES"/>
+        </w:rPr>
+        <w:t>F#m  E A</w:t>
+      </w:r>
+    </w:p>
+    <w:p>
+      <w:pPr>
+        <w:pStyle w:val="Normal"/>
+        <w:rPr>
+          <w:b w:val="false"/>
+          <w:b w:val="false"/>
+          <w:bCs w:val="false"/>
+          <w:color w:val="auto"/>
+          <w:sz w:val="13"/>
+          <w:szCs w:val="13"/>
+        </w:rPr>
+      </w:pPr>
+      <w:r>
+        <w:rPr>
+          <w:rFonts w:eastAsia="Courier 10 Pitch" w:cs="Consolas"/>
+          <w:b w:val="false"/>
+          <w:bCs w:val="false"/>
+          <w:color w:val="auto"/>
+          <w:sz w:val="13"/>
+          <w:szCs w:val="13"/>
+          <w:lang w:val="es-ES"/>
+        </w:rPr>
+        <w:t xml:space="preserve">     </w:t>
+      </w:r>
+      <w:r>
+        <w:rPr>
+          <w:rFonts w:eastAsia="Courier 10 Pitch" w:cs="Consolas"/>
+          <w:b w:val="false"/>
+          <w:bCs w:val="false"/>
+          <w:color w:val="auto"/>
+          <w:sz w:val="13"/>
+          <w:szCs w:val="13"/>
+          <w:lang w:val="es-ES"/>
+        </w:rPr>
+        <w:t>G D E</w:t>
+      </w:r>
+    </w:p>
+    <w:p>
+      <w:pPr>
+        <w:pStyle w:val="Normal"/>
+        <w:rPr>
+          <w:rFonts w:ascii="Consolas" w:hAnsi="Consolas" w:eastAsia="Courier 10 Pitch" w:cs="Consolas"/>
+          <w:b/>
+          <w:b/>
+          <w:bCs w:val="false"/>
+          <w:color w:val="00B0F0"/>
+          <w:lang w:val="es-ES"/>
+        </w:rPr>
+      </w:pPr>
+      <w:r>
+        <w:rPr>
+          <w:color w:val="1C99E0"/>
+          <w:sz w:val="13"/>
+          <w:szCs w:val="13"/>
+        </w:rPr>
+      </w:r>
+    </w:p>
+    <w:p>
+      <w:pPr>
+        <w:pStyle w:val="Normal"/>
+        <w:rPr>
+          <w:b w:val="false"/>
+          <w:b w:val="false"/>
+          <w:bCs w:val="false"/>
+          <w:color w:val="auto"/>
+          <w:sz w:val="13"/>
+          <w:szCs w:val="13"/>
+        </w:rPr>
+      </w:pPr>
+      <w:r>
+        <w:rPr>
+          <w:rFonts w:eastAsia="Courier 10 Pitch" w:cs="Consolas"/>
+          <w:b w:val="false"/>
+          <w:bCs w:val="false"/>
+          <w:color w:val="auto"/>
+          <w:sz w:val="13"/>
+          <w:szCs w:val="13"/>
+          <w:lang w:val="es-ES"/>
+        </w:rPr>
+        <w:t>A    F#m</w:t>
+      </w:r>
+    </w:p>
+    <w:p>
+      <w:pPr>
+        <w:pStyle w:val="Normal"/>
+        <w:rPr>
+          <w:b w:val="false"/>
+          <w:b w:val="false"/>
+          <w:bCs w:val="false"/>
+          <w:color w:val="auto"/>
+          <w:sz w:val="13"/>
+          <w:szCs w:val="13"/>
+        </w:rPr>
+      </w:pPr>
+      <w:r>
+        <w:rPr>
+          <w:rFonts w:eastAsia="Courier 10 Pitch" w:cs="Consolas"/>
+          <w:b w:val="false"/>
+          <w:bCs w:val="false"/>
+          <w:color w:val="auto"/>
+          <w:sz w:val="13"/>
+          <w:szCs w:val="13"/>
+          <w:lang w:val="es-ES"/>
+        </w:rPr>
+        <w:t>Bm A E</w:t>
+      </w:r>
+    </w:p>
+    <w:p>
+      <w:pPr>
+        <w:pStyle w:val="Normal"/>
+        <w:rPr>
+          <w:b w:val="false"/>
+          <w:b w:val="false"/>
+          <w:bCs w:val="false"/>
+          <w:color w:val="auto"/>
+          <w:sz w:val="13"/>
+          <w:szCs w:val="13"/>
+        </w:rPr>
+      </w:pPr>
+      <w:r>
+        <w:rPr>
+          <w:rFonts w:eastAsia="Courier 10 Pitch" w:cs="Consolas"/>
+          <w:b w:val="false"/>
+          <w:bCs w:val="false"/>
+          <w:color w:val="auto"/>
+          <w:sz w:val="13"/>
+          <w:szCs w:val="13"/>
+          <w:lang w:val="es-ES"/>
+        </w:rPr>
+        <w:t>F#m  E A  G D E</w:t>
+      </w:r>
+    </w:p>
+    <w:p>
+      <w:pPr>
+        <w:pStyle w:val="Normal"/>
+        <w:rPr>
+          <w:rFonts w:ascii="Consolas" w:hAnsi="Consolas" w:eastAsia="Courier 10 Pitch" w:cs="Consolas"/>
+          <w:b/>
+          <w:b/>
+          <w:bCs w:val="false"/>
+          <w:color w:val="00B0F0"/>
+          <w:lang w:val="es-ES"/>
+        </w:rPr>
+      </w:pPr>
+      <w:r>
+        <w:rPr>
+          <w:color w:val="1C99E0"/>
+          <w:sz w:val="13"/>
+          <w:szCs w:val="13"/>
+        </w:rPr>
+      </w:r>
+    </w:p>
+    <w:p>
+      <w:pPr>
+        <w:pStyle w:val="Normal"/>
+        <w:rPr>
+          <w:color w:val="1C99E0"/>
+          <w:sz w:val="13"/>
+          <w:szCs w:val="13"/>
+        </w:rPr>
+      </w:pPr>
+      <w:r>
+        <w:rPr>
+          <w:rFonts w:eastAsia="Courier 10 Pitch" w:cs="Consolas"/>
+          <w:b/>
+          <w:bCs w:val="false"/>
+          <w:color w:val="00B0F0"/>
+          <w:sz w:val="13"/>
+          <w:szCs w:val="13"/>
+          <w:lang w:val="es-ES"/>
+        </w:rPr>
+        <w:t>[Coro, 1ra vuelta]</w:t>
+      </w:r>
+    </w:p>
+    <w:p>
+      <w:pPr>
+        <w:pStyle w:val="Normal"/>
+        <w:rPr>
+          <w:b w:val="false"/>
+          <w:b w:val="false"/>
+          <w:bCs w:val="false"/>
+          <w:color w:val="auto"/>
+          <w:sz w:val="13"/>
+          <w:szCs w:val="13"/>
+        </w:rPr>
+      </w:pPr>
+      <w:r>
+        <w:rPr>
+          <w:rFonts w:eastAsia="Courier 10 Pitch" w:cs="Consolas"/>
+          <w:b w:val="false"/>
+          <w:bCs w:val="false"/>
+          <w:color w:val="auto"/>
+          <w:sz w:val="13"/>
+          <w:szCs w:val="13"/>
+          <w:lang w:val="es-ES"/>
+        </w:rPr>
+        <w:t>A   E   Bm  D E  A</w:t>
+      </w:r>
+    </w:p>
+    <w:p>
+      <w:pPr>
+        <w:pStyle w:val="Normal"/>
+        <w:rPr>
+          <w:rFonts w:ascii="Consolas" w:hAnsi="Consolas" w:eastAsia="Courier 10 Pitch" w:cs="Consolas"/>
+          <w:lang w:val="es-ES"/>
+        </w:rPr>
+      </w:pPr>
+      <w:r>
+        <w:rPr>
+          <w:b w:val="false"/>
+          <w:bCs w:val="false"/>
+          <w:color w:val="auto"/>
+          <w:sz w:val="13"/>
+          <w:szCs w:val="13"/>
+        </w:rPr>
+      </w:r>
+    </w:p>
+    <w:p>
+      <w:pPr>
+        <w:pStyle w:val="Normal"/>
+        <w:rPr>
+          <w:b w:val="false"/>
+          <w:b w:val="false"/>
+          <w:bCs w:val="false"/>
+          <w:color w:val="auto"/>
+          <w:sz w:val="13"/>
+          <w:szCs w:val="13"/>
+        </w:rPr>
+      </w:pPr>
+      <w:r>
+        <w:rPr>
+          <w:rFonts w:eastAsia="Courier 10 Pitch" w:cs="Consolas"/>
+          <w:b w:val="false"/>
+          <w:bCs w:val="false"/>
+          <w:color w:val="auto"/>
+          <w:sz w:val="13"/>
+          <w:szCs w:val="13"/>
+          <w:lang w:val="es-ES"/>
+        </w:rPr>
+        <w:t xml:space="preserve">    </w:t>
+      </w:r>
+      <w:r>
+        <w:rPr>
+          <w:rFonts w:eastAsia="Courier 10 Pitch" w:cs="Consolas"/>
+          <w:b w:val="false"/>
+          <w:bCs w:val="false"/>
+          <w:color w:val="auto"/>
+          <w:sz w:val="13"/>
+          <w:szCs w:val="13"/>
+          <w:lang w:val="es-ES"/>
+        </w:rPr>
+        <w:t xml:space="preserve">E   Bm  </w:t>
+      </w:r>
+      <w:r>
+        <w:rPr>
+          <w:rFonts w:eastAsia="Courier 10 Pitch" w:cs="Consolas"/>
           <w:b/>
           <w:bCs/>
-          <w:color w:val="00A0FC"/>
-          <w:sz w:val="13"/>
-          <w:szCs w:val="13"/>
-        </w:rPr>
-      </w:pPr>
-      <w:r>
-        <w:rPr>
+          <w:color w:val="auto"/>
+          <w:sz w:val="13"/>
+          <w:szCs w:val="13"/>
+          <w:lang w:val="es-ES"/>
+        </w:rPr>
+        <w:t xml:space="preserve">D E  </w:t>
+      </w:r>
+      <w:r>
+        <w:rPr>
+          <w:rFonts w:eastAsia="Courier 10 Pitch" w:cs="Consolas"/>
           <w:b/>
           <w:bCs/>
-          <w:color w:val="00A0FC"/>
-          <w:sz w:val="13"/>
-          <w:szCs w:val="13"/>
-        </w:rPr>
-      </w:r>
-    </w:p>
-    <w:p>
-      <w:pPr>
-        <w:pStyle w:val="Normal"/>
-        <w:rPr>
-          <w:b/>
+          <w:color w:val="18A303"/>
+          <w:sz w:val="13"/>
+          <w:szCs w:val="13"/>
+          <w:lang w:val="es-ES"/>
+        </w:rPr>
+        <w:t>A</w:t>
+      </w:r>
+    </w:p>
+    <w:p>
+      <w:pPr>
+        <w:pStyle w:val="Normal"/>
+        <w:rPr>
+          <w:rFonts w:ascii="Consolas" w:hAnsi="Consolas" w:eastAsia="Courier 10 Pitch" w:cs="Consolas"/>
+          <w:lang w:val="es-ES"/>
+        </w:rPr>
+      </w:pPr>
+      <w:r>
+        <w:rPr>
+          <w:b w:val="false"/>
+          <w:bCs w:val="false"/>
+          <w:color w:val="auto"/>
+          <w:sz w:val="13"/>
+          <w:szCs w:val="13"/>
+        </w:rPr>
+      </w:r>
+    </w:p>
+    <w:p>
+      <w:pPr>
+        <w:pStyle w:val="Normal"/>
+        <w:rPr>
+          <w:color w:val="1C99E0"/>
+          <w:sz w:val="13"/>
+          <w:szCs w:val="13"/>
+        </w:rPr>
+      </w:pPr>
+      <w:r>
+        <w:rPr>
+          <w:rFonts w:eastAsia="Courier 10 Pitch" w:cs="Consolas"/>
+          <w:b/>
+          <w:color w:val="1C99E0"/>
+          <w:sz w:val="13"/>
+          <w:szCs w:val="13"/>
+          <w:lang w:val="es-ES"/>
+        </w:rPr>
+        <w:t xml:space="preserve">[Coro, </w:t>
+      </w:r>
+      <w:r>
+        <w:rPr>
+          <w:rFonts w:eastAsia="Courier 10 Pitch" w:cs="Consolas"/>
+          <w:b/>
+          <w:color w:val="1C99E0"/>
+          <w:sz w:val="13"/>
+          <w:szCs w:val="13"/>
+          <w:lang w:val="es-ES"/>
+        </w:rPr>
+        <w:t>2</w:t>
+      </w:r>
+      <w:r>
+        <w:rPr>
+          <w:rFonts w:eastAsia="Courier 10 Pitch" w:cs="Consolas"/>
+          <w:b/>
+          <w:color w:val="1C99E0"/>
+          <w:sz w:val="13"/>
+          <w:szCs w:val="13"/>
+          <w:lang w:val="es-ES"/>
+        </w:rPr>
+        <w:t>da vuelta]</w:t>
+      </w:r>
+    </w:p>
+    <w:p>
+      <w:pPr>
+        <w:pStyle w:val="Normal"/>
+        <w:rPr>
+          <w:b w:val="false"/>
+          <w:b w:val="false"/>
+          <w:bCs w:val="false"/>
+          <w:color w:val="auto"/>
+          <w:sz w:val="13"/>
+          <w:szCs w:val="13"/>
+        </w:rPr>
+      </w:pPr>
+      <w:r>
+        <w:rPr>
+          <w:rFonts w:eastAsia="Courier 10 Pitch" w:cs="Consolas"/>
+          <w:b w:val="false"/>
+          <w:bCs w:val="false"/>
+          <w:color w:val="auto"/>
+          <w:sz w:val="13"/>
+          <w:szCs w:val="13"/>
+          <w:lang w:val="es-ES"/>
+        </w:rPr>
+        <w:t>A   E   Bm  D E A</w:t>
+      </w:r>
+    </w:p>
+    <w:p>
+      <w:pPr>
+        <w:pStyle w:val="Normal"/>
+        <w:rPr>
+          <w:rFonts w:ascii="Consolas" w:hAnsi="Consolas" w:eastAsia="Courier 10 Pitch" w:cs="Consolas"/>
+          <w:lang w:val="es-ES"/>
+        </w:rPr>
+      </w:pPr>
+      <w:r>
+        <w:rPr>
+          <w:b w:val="false"/>
+          <w:bCs w:val="false"/>
+          <w:color w:val="auto"/>
+          <w:sz w:val="13"/>
+          <w:szCs w:val="13"/>
+        </w:rPr>
+      </w:r>
+    </w:p>
+    <w:p>
+      <w:pPr>
+        <w:pStyle w:val="Normal"/>
+        <w:rPr>
+          <w:b w:val="false"/>
+          <w:b w:val="false"/>
+          <w:bCs w:val="false"/>
+          <w:color w:val="auto"/>
+          <w:sz w:val="13"/>
+          <w:szCs w:val="13"/>
+        </w:rPr>
+      </w:pPr>
+      <w:r>
+        <w:rPr>
+          <w:rFonts w:eastAsia="Courier 10 Pitch" w:cs="Consolas"/>
+          <w:b w:val="false"/>
+          <w:bCs w:val="false"/>
+          <w:color w:val="auto"/>
+          <w:sz w:val="13"/>
+          <w:szCs w:val="13"/>
+          <w:lang w:val="es-ES"/>
+        </w:rPr>
+        <w:t xml:space="preserve">    </w:t>
+      </w:r>
+      <w:r>
+        <w:rPr>
+          <w:rFonts w:eastAsia="Courier 10 Pitch" w:cs="Consolas"/>
+          <w:b w:val="false"/>
+          <w:bCs w:val="false"/>
+          <w:color w:val="auto"/>
+          <w:sz w:val="13"/>
+          <w:szCs w:val="13"/>
+          <w:lang w:val="es-ES"/>
+        </w:rPr>
+        <w:t xml:space="preserve">E   Bm  </w:t>
+      </w:r>
+      <w:r>
+        <w:rPr>
+          <w:rFonts w:eastAsia="Courier 10 Pitch" w:cs="Consolas"/>
           <w:b/>
           <w:bCs/>
+          <w:color w:val="auto"/>
+          <w:sz w:val="13"/>
+          <w:szCs w:val="13"/>
+          <w:lang w:val="es-ES"/>
+        </w:rPr>
+        <w:t xml:space="preserve">D E  </w:t>
+      </w:r>
+      <w:r>
+        <w:rPr>
+          <w:rFonts w:eastAsia="Courier 10 Pitch" w:cs="Consolas"/>
+          <w:b/>
+          <w:bCs/>
+          <w:color w:val="18A303"/>
+          <w:sz w:val="13"/>
+          <w:szCs w:val="13"/>
+          <w:lang w:val="es-ES"/>
+        </w:rPr>
+        <w:t>D E</w:t>
+      </w:r>
+    </w:p>
+    <w:p>
+      <w:pPr>
+        <w:pStyle w:val="Normal"/>
+        <w:bidi w:val="0"/>
+        <w:rPr>
+          <w:rFonts w:ascii="Consolas" w:hAnsi="Consolas" w:eastAsia="Courier 10 Pitch" w:cs="Consolas"/>
+          <w:b/>
+          <w:b/>
+          <w:bCs w:val="false"/>
+          <w:color w:val="00B0F0"/>
+          <w:lang w:val="es-ES"/>
+        </w:rPr>
+      </w:pPr>
+      <w:r>
+        <w:rPr>
           <w:color w:val="1C99E0"/>
           <w:sz w:val="13"/>
           <w:szCs w:val="13"/>
         </w:rPr>
-      </w:pPr>
-      <w:r>
-        <w:rPr>
-          <w:rFonts w:eastAsia="Courier 10 Pitch" w:cs="Consolas"/>
-          <w:b/>
-          <w:bCs/>
+      </w:r>
+    </w:p>
+    <w:p>
+      <w:pPr>
+        <w:pStyle w:val="Normal"/>
+        <w:rPr>
           <w:color w:val="1C99E0"/>
           <w:sz w:val="13"/>
           <w:szCs w:val="13"/>
         </w:rPr>
-        <w:t>[Coro]</w:t>
-      </w:r>
-    </w:p>
-    <w:p>
-      <w:pPr>
-        <w:pStyle w:val="Normal"/>
-        <w:bidi w:val="0"/>
-        <w:rPr>
-          <w:b/>
-          <w:b/>
-          <w:bCs/>
-          <w:color w:val="00A0FC"/>
-          <w:sz w:val="13"/>
-          <w:szCs w:val="13"/>
-        </w:rPr>
-      </w:pPr>
-      <w:r>
-        <w:rPr>
-          <w:b/>
-          <w:bCs/>
-          <w:color w:val="00A0FC"/>
-          <w:sz w:val="13"/>
-          <w:szCs w:val="13"/>
-        </w:rPr>
-      </w:r>
-    </w:p>
-    <w:p>
-      <w:pPr>
-        <w:pStyle w:val="Normal"/>
+      </w:pPr>
+      <w:r>
+        <w:rPr>
+          <w:rFonts w:eastAsia="Courier 10 Pitch" w:cs="Consolas"/>
+          <w:b/>
+          <w:bCs w:val="false"/>
+          <w:color w:val="00B0F0"/>
+          <w:sz w:val="13"/>
+          <w:szCs w:val="13"/>
+          <w:lang w:val="es-ES"/>
+        </w:rPr>
+        <w:t>[Intro]</w:t>
+      </w:r>
+    </w:p>
+    <w:p>
+      <w:pPr>
+        <w:pStyle w:val="Normal"/>
+        <w:rPr>
+          <w:b w:val="false"/>
+          <w:b w:val="false"/>
+          <w:bCs w:val="false"/>
+          <w:color w:val="auto"/>
+          <w:sz w:val="13"/>
+          <w:szCs w:val="13"/>
+        </w:rPr>
+      </w:pPr>
+      <w:r>
+        <w:rPr>
+          <w:rFonts w:eastAsia="Courier 10 Pitch" w:cs="Consolas"/>
+          <w:b w:val="false"/>
+          <w:bCs w:val="false"/>
+          <w:color w:val="auto"/>
+          <w:sz w:val="13"/>
+          <w:szCs w:val="13"/>
+          <w:lang w:val="es-ES"/>
+        </w:rPr>
+        <w:t>D E C#m F#m</w:t>
+      </w:r>
+    </w:p>
+    <w:p>
+      <w:pPr>
+        <w:pStyle w:val="Normal"/>
+        <w:rPr>
+          <w:b w:val="false"/>
+          <w:b w:val="false"/>
+          <w:bCs w:val="false"/>
+          <w:color w:val="auto"/>
+          <w:sz w:val="13"/>
+          <w:szCs w:val="13"/>
+        </w:rPr>
+      </w:pPr>
+      <w:r>
+        <w:rPr>
+          <w:rFonts w:eastAsia="Courier 10 Pitch" w:cs="Consolas"/>
+          <w:b w:val="false"/>
+          <w:bCs w:val="false"/>
+          <w:color w:val="auto"/>
+          <w:sz w:val="13"/>
+          <w:szCs w:val="13"/>
+          <w:lang w:val="es-ES"/>
+        </w:rPr>
+        <w:t>D E C#m D</w:t>
+      </w:r>
+    </w:p>
+    <w:p>
+      <w:pPr>
+        <w:pStyle w:val="Normal"/>
+        <w:rPr>
+          <w:rFonts w:ascii="Consolas" w:hAnsi="Consolas" w:eastAsia="Courier 10 Pitch" w:cs="Consolas"/>
+          <w:b/>
+          <w:b/>
+          <w:bCs w:val="false"/>
+          <w:color w:val="00B0F0"/>
+          <w:lang w:val="es-ES"/>
+        </w:rPr>
+      </w:pPr>
+      <w:r>
         <w:rPr>
           <w:color w:val="1C99E0"/>
           <w:sz w:val="13"/>
           <w:szCs w:val="13"/>
         </w:rPr>
-      </w:pPr>
-      <w:r>
-        <w:rPr>
-          <w:rFonts w:eastAsia="Courier 10 Pitch" w:cs="Consolas"/>
-          <w:b/>
-          <w:bCs w:val="false"/>
-          <w:color w:val="00B0F0"/>
-          <w:sz w:val="13"/>
-          <w:szCs w:val="13"/>
-          <w:lang w:val="es-ES"/>
-        </w:rPr>
-        <w:t>[Intro]</w:t>
       </w:r>
     </w:p>
     <w:sectPr>

--- a/Acordes domingo/Jorge/Este es mi deseo (A) - Claudio Freidzon.docx
+++ b/Acordes domingo/Jorge/Este es mi deseo (A) - Claudio Freidzon.docx
@@ -90,16 +90,18 @@
         <w:pStyle w:val="Normal"/>
         <w:bidi w:val="0"/>
         <w:rPr>
-          <w:sz w:val="13"/>
-          <w:szCs w:val="13"/>
-        </w:rPr>
-      </w:pPr>
-      <w:r>
-        <w:rPr>
-          <w:rFonts w:eastAsia="Courier 10 Pitch" w:cs="Iosevka"/>
-          <w:b w:val="false"/>
-          <w:bCs w:val="false"/>
-          <w:color w:val="auto"/>
+          <w:b/>
+          <w:b/>
+          <w:bCs/>
+          <w:color w:val="168253"/>
+        </w:rPr>
+      </w:pPr>
+      <w:r>
+        <w:rPr>
+          <w:rFonts w:eastAsia="Courier 10 Pitch" w:cs="Iosevka"/>
+          <w:b/>
+          <w:bCs/>
+          <w:color w:val="168253"/>
           <w:sz w:val="13"/>
           <w:szCs w:val="13"/>
           <w:lang w:val="es-ES"/>
@@ -112,16 +114,18 @@
         <w:pStyle w:val="Normal"/>
         <w:bidi w:val="0"/>
         <w:rPr>
-          <w:sz w:val="13"/>
-          <w:szCs w:val="13"/>
-        </w:rPr>
-      </w:pPr>
-      <w:r>
-        <w:rPr>
-          <w:rFonts w:eastAsia="Courier 10 Pitch" w:cs="Iosevka"/>
-          <w:b w:val="false"/>
-          <w:bCs w:val="false"/>
-          <w:color w:val="auto"/>
+          <w:b/>
+          <w:b/>
+          <w:bCs/>
+          <w:color w:val="168253"/>
+        </w:rPr>
+      </w:pPr>
+      <w:r>
+        <w:rPr>
+          <w:rFonts w:eastAsia="Courier 10 Pitch" w:cs="Iosevka"/>
+          <w:b/>
+          <w:bCs/>
+          <w:color w:val="168253"/>
           <w:sz w:val="13"/>
           <w:szCs w:val="13"/>
           <w:lang w:val="es-ES"/>
@@ -916,6 +920,131 @@
       <w:r>
         <w:rPr>
           <w:rFonts w:eastAsia="Courier 10 Pitch" w:cs="Iosevka"/>
+          <w:b/>
+          <w:bCs/>
+          <w:color w:val="BF0041"/>
+          <w:sz w:val="13"/>
+          <w:szCs w:val="13"/>
+          <w:lang w:val="es-ES"/>
+        </w:rPr>
+        <w:t>A</w:t>
+      </w:r>
+    </w:p>
+    <w:p>
+      <w:pPr>
+        <w:pStyle w:val="Normal"/>
+        <w:bidi w:val="0"/>
+        <w:rPr>
+          <w:sz w:val="13"/>
+          <w:szCs w:val="13"/>
+        </w:rPr>
+      </w:pPr>
+      <w:r>
+        <w:rPr>
+          <w:rFonts w:eastAsia="Courier 10 Pitch" w:cs="Iosevka"/>
+          <w:b w:val="false"/>
+          <w:bCs w:val="false"/>
+          <w:color w:val="auto"/>
+          <w:sz w:val="13"/>
+          <w:szCs w:val="13"/>
+          <w:lang w:val="es-ES"/>
+        </w:rPr>
+        <w:t>Dios haz tu obra en mi</w:t>
+      </w:r>
+    </w:p>
+    <w:p>
+      <w:pPr>
+        <w:pStyle w:val="Normal"/>
+        <w:rPr>
+          <w:color w:val="1C99E0"/>
+          <w:sz w:val="13"/>
+          <w:szCs w:val="13"/>
+        </w:rPr>
+      </w:pPr>
+      <w:r>
+        <w:rPr>
+          <w:rFonts w:eastAsia="Courier 10 Pitch" w:cs="Consolas"/>
+          <w:b/>
+          <w:bCs w:val="false"/>
+          <w:color w:val="1C99E0"/>
+          <w:sz w:val="13"/>
+          <w:szCs w:val="13"/>
+        </w:rPr>
+        <w:t>[Coro, 2da vuelta]</w:t>
+      </w:r>
+    </w:p>
+    <w:p>
+      <w:pPr>
+        <w:pStyle w:val="Normal"/>
+        <w:rPr>
+          <w:b w:val="false"/>
+          <w:b w:val="false"/>
+          <w:bCs w:val="false"/>
+          <w:color w:val="auto"/>
+          <w:sz w:val="13"/>
+          <w:szCs w:val="13"/>
+        </w:rPr>
+      </w:pPr>
+      <w:r>
+        <w:rPr>
+          <w:rFonts w:eastAsia="Courier 10 Pitch" w:cs="Consolas"/>
+          <w:b w:val="false"/>
+          <w:bCs w:val="false"/>
+          <w:color w:val="auto"/>
+          <w:sz w:val="13"/>
+          <w:szCs w:val="13"/>
+          <w:lang w:val="es-ES"/>
+        </w:rPr>
+        <w:t>A   E   Bm  D E  A</w:t>
+      </w:r>
+    </w:p>
+    <w:p>
+      <w:pPr>
+        <w:pStyle w:val="Normal"/>
+        <w:rPr>
+          <w:sz w:val="13"/>
+          <w:szCs w:val="13"/>
+        </w:rPr>
+      </w:pPr>
+      <w:r>
+        <w:rPr>
+          <w:rFonts w:eastAsia="Courier 10 Pitch" w:cs="Consolas"/>
+          <w:b w:val="false"/>
+          <w:bCs w:val="false"/>
+          <w:color w:val="auto"/>
+          <w:sz w:val="13"/>
+          <w:szCs w:val="13"/>
+          <w:lang w:val="es-ES"/>
+        </w:rPr>
+        <w:t xml:space="preserve">    </w:t>
+      </w:r>
+      <w:r>
+        <w:rPr>
+          <w:rFonts w:eastAsia="Courier 10 Pitch" w:cs="Consolas"/>
+          <w:b w:val="false"/>
+          <w:bCs w:val="false"/>
+          <w:color w:val="auto"/>
+          <w:sz w:val="13"/>
+          <w:szCs w:val="13"/>
+          <w:lang w:val="es-ES"/>
+        </w:rPr>
+        <w:t>E   Bm  D E</w:t>
+      </w:r>
+      <w:r>
+        <w:rPr>
+          <w:rFonts w:eastAsia="Courier 10 Pitch" w:cs="Consolas"/>
+          <w:b/>
+          <w:bCs/>
+          <w:color w:val="auto"/>
+          <w:sz w:val="13"/>
+          <w:szCs w:val="13"/>
+          <w:lang w:val="es-ES"/>
+        </w:rPr>
+        <w:t xml:space="preserve">  </w:t>
+      </w:r>
+      <w:r>
+        <w:rPr>
+          <w:rFonts w:eastAsia="Courier 10 Pitch" w:cs="Consolas"/>
           <w:b/>
           <w:bCs/>
           <w:color w:val="18A303"/>
@@ -923,34 +1052,391 @@
           <w:szCs w:val="13"/>
           <w:lang w:val="es-ES"/>
         </w:rPr>
+        <w:t>D E</w:t>
+      </w:r>
+    </w:p>
+    <w:p>
+      <w:pPr>
+        <w:pStyle w:val="Normal"/>
+        <w:bidi w:val="0"/>
+        <w:rPr>
+          <w:color w:val="auto"/>
+          <w:sz w:val="13"/>
+          <w:szCs w:val="13"/>
+        </w:rPr>
+      </w:pPr>
+      <w:r>
+        <w:rPr>
+          <w:color w:val="auto"/>
+          <w:sz w:val="13"/>
+          <w:szCs w:val="13"/>
+        </w:rPr>
+      </w:r>
+    </w:p>
+    <w:p>
+      <w:pPr>
+        <w:pStyle w:val="Normal"/>
+        <w:rPr>
+          <w:color w:val="1C99E0"/>
+          <w:sz w:val="13"/>
+          <w:szCs w:val="13"/>
+        </w:rPr>
+      </w:pPr>
+      <w:r>
+        <w:rPr>
+          <w:rFonts w:eastAsia="Courier 10 Pitch" w:cs="Consolas"/>
+          <w:b/>
+          <w:bCs w:val="false"/>
+          <w:color w:val="00B0F0"/>
+          <w:sz w:val="13"/>
+          <w:szCs w:val="13"/>
+          <w:lang w:val="es-ES"/>
+        </w:rPr>
+        <w:t>[Verso]</w:t>
+      </w:r>
+    </w:p>
+    <w:p>
+      <w:pPr>
+        <w:pStyle w:val="Normal"/>
+        <w:rPr>
+          <w:b w:val="false"/>
+          <w:b w:val="false"/>
+          <w:bCs w:val="false"/>
+          <w:color w:val="auto"/>
+          <w:sz w:val="13"/>
+          <w:szCs w:val="13"/>
+        </w:rPr>
+      </w:pPr>
+      <w:r>
+        <w:rPr>
+          <w:rFonts w:eastAsia="Courier 10 Pitch" w:cs="Consolas"/>
+          <w:b w:val="false"/>
+          <w:bCs w:val="false"/>
+          <w:color w:val="auto"/>
+          <w:sz w:val="13"/>
+          <w:szCs w:val="13"/>
+          <w:lang w:val="es-ES"/>
+        </w:rPr>
+        <w:t>A    F#m</w:t>
+      </w:r>
+    </w:p>
+    <w:p>
+      <w:pPr>
+        <w:pStyle w:val="Normal"/>
+        <w:rPr>
+          <w:b w:val="false"/>
+          <w:b w:val="false"/>
+          <w:bCs w:val="false"/>
+          <w:color w:val="auto"/>
+          <w:sz w:val="13"/>
+          <w:szCs w:val="13"/>
+        </w:rPr>
+      </w:pPr>
+      <w:r>
+        <w:rPr>
+          <w:rFonts w:eastAsia="Courier 10 Pitch" w:cs="Consolas"/>
+          <w:b w:val="false"/>
+          <w:bCs w:val="false"/>
+          <w:color w:val="auto"/>
+          <w:sz w:val="13"/>
+          <w:szCs w:val="13"/>
+          <w:lang w:val="es-ES"/>
+        </w:rPr>
+        <w:t>Bm A E</w:t>
+      </w:r>
+    </w:p>
+    <w:p>
+      <w:pPr>
+        <w:pStyle w:val="Normal"/>
+        <w:rPr>
+          <w:b w:val="false"/>
+          <w:b w:val="false"/>
+          <w:bCs w:val="false"/>
+          <w:color w:val="auto"/>
+          <w:sz w:val="13"/>
+          <w:szCs w:val="13"/>
+        </w:rPr>
+      </w:pPr>
+      <w:r>
+        <w:rPr>
+          <w:rFonts w:eastAsia="Courier 10 Pitch" w:cs="Consolas"/>
+          <w:b w:val="false"/>
+          <w:bCs w:val="false"/>
+          <w:color w:val="auto"/>
+          <w:sz w:val="13"/>
+          <w:szCs w:val="13"/>
+          <w:lang w:val="es-ES"/>
+        </w:rPr>
+        <w:t>F#m  E A</w:t>
+      </w:r>
+    </w:p>
+    <w:p>
+      <w:pPr>
+        <w:pStyle w:val="Normal"/>
+        <w:rPr>
+          <w:b w:val="false"/>
+          <w:b w:val="false"/>
+          <w:bCs w:val="false"/>
+          <w:color w:val="auto"/>
+          <w:sz w:val="13"/>
+          <w:szCs w:val="13"/>
+        </w:rPr>
+      </w:pPr>
+      <w:r>
+        <w:rPr>
+          <w:rFonts w:eastAsia="Courier 10 Pitch" w:cs="Consolas"/>
+          <w:b w:val="false"/>
+          <w:bCs w:val="false"/>
+          <w:color w:val="auto"/>
+          <w:sz w:val="13"/>
+          <w:szCs w:val="13"/>
+          <w:lang w:val="es-ES"/>
+        </w:rPr>
+        <w:t xml:space="preserve">     </w:t>
+      </w:r>
+      <w:r>
+        <w:rPr>
+          <w:rFonts w:eastAsia="Courier 10 Pitch" w:cs="Consolas"/>
+          <w:b w:val="false"/>
+          <w:bCs w:val="false"/>
+          <w:color w:val="auto"/>
+          <w:sz w:val="13"/>
+          <w:szCs w:val="13"/>
+          <w:lang w:val="es-ES"/>
+        </w:rPr>
+        <w:t>G D E</w:t>
+      </w:r>
+    </w:p>
+    <w:p>
+      <w:pPr>
+        <w:pStyle w:val="Normal"/>
+        <w:rPr>
+          <w:rFonts w:ascii="Consolas" w:hAnsi="Consolas" w:eastAsia="Courier 10 Pitch" w:cs="Consolas"/>
+          <w:b/>
+          <w:b/>
+          <w:bCs w:val="false"/>
+          <w:color w:val="00B0F0"/>
+          <w:lang w:val="es-ES"/>
+        </w:rPr>
+      </w:pPr>
+      <w:r>
+        <w:rPr>
+          <w:rFonts w:eastAsia="Courier 10 Pitch" w:cs="Consolas"/>
+          <w:b/>
+          <w:bCs w:val="false"/>
+          <w:color w:val="00B0F0"/>
+          <w:lang w:val="es-ES"/>
+        </w:rPr>
+      </w:r>
+    </w:p>
+    <w:p>
+      <w:pPr>
+        <w:pStyle w:val="Normal"/>
+        <w:rPr>
+          <w:b w:val="false"/>
+          <w:b w:val="false"/>
+          <w:bCs w:val="false"/>
+          <w:color w:val="auto"/>
+          <w:sz w:val="13"/>
+          <w:szCs w:val="13"/>
+        </w:rPr>
+      </w:pPr>
+      <w:r>
+        <w:rPr>
+          <w:rFonts w:eastAsia="Courier 10 Pitch" w:cs="Consolas"/>
+          <w:b w:val="false"/>
+          <w:bCs w:val="false"/>
+          <w:color w:val="auto"/>
+          <w:sz w:val="13"/>
+          <w:szCs w:val="13"/>
+          <w:lang w:val="es-ES"/>
+        </w:rPr>
+        <w:t>A    F#m</w:t>
+      </w:r>
+    </w:p>
+    <w:p>
+      <w:pPr>
+        <w:pStyle w:val="Normal"/>
+        <w:rPr>
+          <w:b w:val="false"/>
+          <w:b w:val="false"/>
+          <w:bCs w:val="false"/>
+          <w:color w:val="auto"/>
+          <w:sz w:val="13"/>
+          <w:szCs w:val="13"/>
+        </w:rPr>
+      </w:pPr>
+      <w:r>
+        <w:rPr>
+          <w:rFonts w:eastAsia="Courier 10 Pitch" w:cs="Consolas"/>
+          <w:b w:val="false"/>
+          <w:bCs w:val="false"/>
+          <w:color w:val="auto"/>
+          <w:sz w:val="13"/>
+          <w:szCs w:val="13"/>
+          <w:lang w:val="es-ES"/>
+        </w:rPr>
+        <w:t>Bm A E</w:t>
+      </w:r>
+    </w:p>
+    <w:p>
+      <w:pPr>
+        <w:pStyle w:val="Normal"/>
+        <w:rPr>
+          <w:b w:val="false"/>
+          <w:b w:val="false"/>
+          <w:bCs w:val="false"/>
+          <w:color w:val="auto"/>
+          <w:sz w:val="13"/>
+          <w:szCs w:val="13"/>
+        </w:rPr>
+      </w:pPr>
+      <w:r>
+        <w:rPr>
+          <w:rFonts w:eastAsia="Courier 10 Pitch" w:cs="Consolas"/>
+          <w:b w:val="false"/>
+          <w:bCs w:val="false"/>
+          <w:color w:val="auto"/>
+          <w:sz w:val="13"/>
+          <w:szCs w:val="13"/>
+          <w:lang w:val="es-ES"/>
+        </w:rPr>
+        <w:t>F#m  E A  G D E</w:t>
+      </w:r>
+    </w:p>
+    <w:p>
+      <w:pPr>
+        <w:pStyle w:val="Normal"/>
+        <w:rPr>
+          <w:rFonts w:ascii="Consolas" w:hAnsi="Consolas" w:eastAsia="Courier 10 Pitch" w:cs="Consolas"/>
+          <w:b/>
+          <w:b/>
+          <w:bCs w:val="false"/>
+          <w:color w:val="00B0F0"/>
+          <w:lang w:val="es-ES"/>
+        </w:rPr>
+      </w:pPr>
+      <w:r>
+        <w:rPr>
+          <w:rFonts w:eastAsia="Courier 10 Pitch" w:cs="Consolas"/>
+          <w:b/>
+          <w:bCs w:val="false"/>
+          <w:color w:val="00B0F0"/>
+          <w:lang w:val="es-ES"/>
+        </w:rPr>
+      </w:r>
+    </w:p>
+    <w:p>
+      <w:pPr>
+        <w:pStyle w:val="Normal"/>
+        <w:rPr>
+          <w:color w:val="1C99E0"/>
+          <w:sz w:val="13"/>
+          <w:szCs w:val="13"/>
+        </w:rPr>
+      </w:pPr>
+      <w:r>
+        <w:rPr>
+          <w:rFonts w:eastAsia="Courier 10 Pitch" w:cs="Consolas"/>
+          <w:b/>
+          <w:bCs w:val="false"/>
+          <w:color w:val="00B0F0"/>
+          <w:sz w:val="13"/>
+          <w:szCs w:val="13"/>
+          <w:lang w:val="es-ES"/>
+        </w:rPr>
+        <w:t>[Coro, 1ra vuelta]</w:t>
+      </w:r>
+    </w:p>
+    <w:p>
+      <w:pPr>
+        <w:pStyle w:val="Normal"/>
+        <w:rPr>
+          <w:b w:val="false"/>
+          <w:b w:val="false"/>
+          <w:bCs w:val="false"/>
+          <w:color w:val="auto"/>
+          <w:sz w:val="13"/>
+          <w:szCs w:val="13"/>
+        </w:rPr>
+      </w:pPr>
+      <w:r>
+        <w:rPr>
+          <w:rFonts w:eastAsia="Courier 10 Pitch" w:cs="Consolas"/>
+          <w:b w:val="false"/>
+          <w:bCs w:val="false"/>
+          <w:color w:val="auto"/>
+          <w:sz w:val="13"/>
+          <w:szCs w:val="13"/>
+          <w:lang w:val="es-ES"/>
+        </w:rPr>
+        <w:t>A   E   Bm  D E  A</w:t>
+      </w:r>
+    </w:p>
+    <w:p>
+      <w:pPr>
+        <w:pStyle w:val="Normal"/>
+        <w:rPr>
+          <w:b w:val="false"/>
+          <w:b w:val="false"/>
+          <w:bCs w:val="false"/>
+          <w:color w:val="auto"/>
+          <w:sz w:val="13"/>
+          <w:szCs w:val="13"/>
+        </w:rPr>
+      </w:pPr>
+      <w:r>
+        <w:rPr>
+          <w:rFonts w:eastAsia="Courier 10 Pitch" w:cs="Consolas"/>
+          <w:b w:val="false"/>
+          <w:bCs w:val="false"/>
+          <w:color w:val="auto"/>
+          <w:sz w:val="13"/>
+          <w:szCs w:val="13"/>
+          <w:lang w:val="es-ES"/>
+        </w:rPr>
+        <w:t xml:space="preserve">    </w:t>
+      </w:r>
+      <w:r>
+        <w:rPr>
+          <w:rFonts w:eastAsia="Courier 10 Pitch" w:cs="Consolas"/>
+          <w:b w:val="false"/>
+          <w:bCs w:val="false"/>
+          <w:color w:val="auto"/>
+          <w:sz w:val="13"/>
+          <w:szCs w:val="13"/>
+          <w:lang w:val="es-ES"/>
+        </w:rPr>
+        <w:t>E   Bm  D E</w:t>
+      </w:r>
+      <w:r>
+        <w:rPr>
+          <w:rFonts w:eastAsia="Courier 10 Pitch" w:cs="Consolas"/>
+          <w:b/>
+          <w:bCs/>
+          <w:color w:val="auto"/>
+          <w:sz w:val="13"/>
+          <w:szCs w:val="13"/>
+          <w:lang w:val="es-ES"/>
+        </w:rPr>
+        <w:t xml:space="preserve">  </w:t>
+      </w:r>
+      <w:r>
+        <w:rPr>
+          <w:rFonts w:eastAsia="Courier 10 Pitch" w:cs="Consolas"/>
+          <w:b/>
+          <w:bCs/>
+          <w:color w:val="BF0041"/>
+          <w:sz w:val="13"/>
+          <w:szCs w:val="13"/>
+          <w:lang w:val="es-ES"/>
+        </w:rPr>
         <w:t>A</w:t>
       </w:r>
     </w:p>
     <w:p>
       <w:pPr>
         <w:pStyle w:val="Normal"/>
-        <w:bidi w:val="0"/>
-        <w:rPr>
-          <w:sz w:val="13"/>
-          <w:szCs w:val="13"/>
-        </w:rPr>
-      </w:pPr>
-      <w:r>
-        <w:rPr>
-          <w:rFonts w:eastAsia="Courier 10 Pitch" w:cs="Iosevka"/>
-          <w:b w:val="false"/>
-          <w:bCs w:val="false"/>
-          <w:color w:val="auto"/>
-          <w:sz w:val="13"/>
-          <w:szCs w:val="13"/>
-          <w:lang w:val="es-ES"/>
-        </w:rPr>
-        <w:t>Dios haz tu obra en mi</w:t>
-      </w:r>
-    </w:p>
-    <w:p>
-      <w:pPr>
-        <w:pStyle w:val="Normal"/>
         <w:rPr>
           <w:color w:val="1C99E0"/>
           <w:sz w:val="13"/>
@@ -961,34 +1447,255 @@
         <w:rPr>
           <w:rFonts w:eastAsia="Courier 10 Pitch" w:cs="Consolas"/>
           <w:b/>
-          <w:bCs w:val="false"/>
           <w:color w:val="1C99E0"/>
           <w:sz w:val="13"/>
           <w:szCs w:val="13"/>
-        </w:rPr>
-        <w:t xml:space="preserve">[Coro, </w:t>
-      </w:r>
-      <w:r>
-        <w:rPr>
-          <w:rFonts w:eastAsia="Courier 10 Pitch" w:cs="Consolas"/>
-          <w:b/>
-          <w:bCs w:val="false"/>
+          <w:lang w:val="es-ES"/>
+        </w:rPr>
+        <w:t>[Coro, 2da vuelta]</w:t>
+      </w:r>
+    </w:p>
+    <w:p>
+      <w:pPr>
+        <w:pStyle w:val="Normal"/>
+        <w:rPr>
+          <w:b w:val="false"/>
+          <w:b w:val="false"/>
+          <w:bCs w:val="false"/>
+          <w:color w:val="auto"/>
+          <w:sz w:val="13"/>
+          <w:szCs w:val="13"/>
+        </w:rPr>
+      </w:pPr>
+      <w:r>
+        <w:rPr>
+          <w:rFonts w:eastAsia="Courier 10 Pitch" w:cs="Consolas"/>
+          <w:b w:val="false"/>
+          <w:bCs w:val="false"/>
+          <w:color w:val="auto"/>
+          <w:sz w:val="13"/>
+          <w:szCs w:val="13"/>
+          <w:lang w:val="es-ES"/>
+        </w:rPr>
+        <w:t xml:space="preserve">    </w:t>
+      </w:r>
+      <w:r>
+        <w:rPr>
+          <w:rFonts w:eastAsia="Courier 10 Pitch" w:cs="Consolas"/>
+          <w:b w:val="false"/>
+          <w:bCs w:val="false"/>
+          <w:color w:val="auto"/>
+          <w:sz w:val="13"/>
+          <w:szCs w:val="13"/>
+          <w:lang w:val="es-ES"/>
+        </w:rPr>
+        <w:t>E   Bm  D E  A</w:t>
+      </w:r>
+    </w:p>
+    <w:p>
+      <w:pPr>
+        <w:pStyle w:val="Normal"/>
+        <w:rPr>
+          <w:b w:val="false"/>
+          <w:b w:val="false"/>
+          <w:bCs w:val="false"/>
+          <w:color w:val="auto"/>
+          <w:sz w:val="13"/>
+          <w:szCs w:val="13"/>
+        </w:rPr>
+      </w:pPr>
+      <w:r>
+        <w:rPr>
+          <w:rFonts w:eastAsia="Courier 10 Pitch" w:cs="Consolas"/>
+          <w:b w:val="false"/>
+          <w:bCs w:val="false"/>
+          <w:color w:val="auto"/>
+          <w:sz w:val="13"/>
+          <w:szCs w:val="13"/>
+          <w:lang w:val="es-ES"/>
+        </w:rPr>
+        <w:t xml:space="preserve">    </w:t>
+      </w:r>
+      <w:r>
+        <w:rPr>
+          <w:rFonts w:eastAsia="Courier 10 Pitch" w:cs="Consolas"/>
+          <w:b w:val="false"/>
+          <w:bCs w:val="false"/>
+          <w:color w:val="auto"/>
+          <w:sz w:val="13"/>
+          <w:szCs w:val="13"/>
+          <w:lang w:val="es-ES"/>
+        </w:rPr>
+        <w:t>E   Bm  D E</w:t>
+      </w:r>
+      <w:r>
+        <w:rPr>
+          <w:rFonts w:eastAsia="Courier 10 Pitch" w:cs="Consolas"/>
+          <w:b/>
+          <w:bCs/>
+          <w:color w:val="auto"/>
+          <w:sz w:val="13"/>
+          <w:szCs w:val="13"/>
+          <w:lang w:val="es-ES"/>
+        </w:rPr>
+        <w:t xml:space="preserve">  </w:t>
+      </w:r>
+      <w:r>
+        <w:rPr>
+          <w:rFonts w:eastAsia="Courier 10 Pitch" w:cs="Consolas"/>
+          <w:b/>
+          <w:bCs/>
+          <w:color w:val="168253"/>
+          <w:sz w:val="13"/>
+          <w:szCs w:val="13"/>
+          <w:lang w:val="es-ES"/>
+        </w:rPr>
+        <w:t>D E</w:t>
+      </w:r>
+      <w:r>
+        <w:rPr>
+          <w:rFonts w:eastAsia="Courier 10 Pitch" w:cs="Consolas"/>
+          <w:b/>
+          <w:bCs/>
+          <w:color w:val="168253"/>
+          <w:sz w:val="13"/>
+          <w:szCs w:val="13"/>
+          <w:lang w:val="es-ES"/>
+        </w:rPr>
+        <w:t xml:space="preserve"> C#m F#m</w:t>
+      </w:r>
+    </w:p>
+    <w:p>
+      <w:pPr>
+        <w:pStyle w:val="Normal"/>
+        <w:bidi w:val="0"/>
+        <w:rPr>
+          <w:rFonts w:ascii="Consolas" w:hAnsi="Consolas" w:eastAsia="Courier 10 Pitch" w:cs="Consolas"/>
+          <w:b/>
+          <w:b/>
+          <w:bCs w:val="false"/>
+          <w:color w:val="00B0F0"/>
+          <w:lang w:val="es-ES"/>
+        </w:rPr>
+      </w:pPr>
+      <w:r>
+        <w:rPr>
+          <w:rFonts w:eastAsia="Courier 10 Pitch" w:cs="Consolas"/>
+          <w:b/>
+          <w:bCs w:val="false"/>
+          <w:color w:val="00B0F0"/>
+          <w:lang w:val="es-ES"/>
+        </w:rPr>
+      </w:r>
+    </w:p>
+    <w:p>
+      <w:pPr>
+        <w:pStyle w:val="Normal"/>
+        <w:rPr>
           <w:color w:val="1C99E0"/>
           <w:sz w:val="13"/>
           <w:szCs w:val="13"/>
         </w:rPr>
-        <w:t>2</w:t>
-      </w:r>
-      <w:r>
-        <w:rPr>
-          <w:rFonts w:eastAsia="Courier 10 Pitch" w:cs="Consolas"/>
-          <w:b/>
-          <w:bCs w:val="false"/>
+      </w:pPr>
+      <w:r>
+        <w:rPr>
+          <w:rFonts w:eastAsia="Courier 10 Pitch" w:cs="Consolas"/>
+          <w:b/>
+          <w:bCs w:val="false"/>
+          <w:color w:val="00B0F0"/>
+          <w:sz w:val="13"/>
+          <w:szCs w:val="13"/>
+          <w:lang w:val="es-ES"/>
+        </w:rPr>
+        <w:t>[</w:t>
+      </w:r>
+      <w:r>
+        <w:rPr>
+          <w:rFonts w:eastAsia="Courier 10 Pitch" w:cs="Consolas"/>
+          <w:b/>
+          <w:bCs w:val="false"/>
+          <w:color w:val="00B0F0"/>
+          <w:sz w:val="13"/>
+          <w:szCs w:val="13"/>
+          <w:lang w:val="es-ES"/>
+        </w:rPr>
+        <w:t>Instrumental intermedio x9</w:t>
+      </w:r>
+      <w:r>
+        <w:rPr>
+          <w:rFonts w:eastAsia="Courier 10 Pitch" w:cs="Consolas"/>
+          <w:b/>
+          <w:bCs w:val="false"/>
+          <w:color w:val="00B0F0"/>
+          <w:sz w:val="13"/>
+          <w:szCs w:val="13"/>
+          <w:lang w:val="es-ES"/>
+        </w:rPr>
+        <w:t>]</w:t>
+      </w:r>
+    </w:p>
+    <w:p>
+      <w:pPr>
+        <w:pStyle w:val="Normal"/>
+        <w:rPr>
+          <w:b/>
+          <w:b/>
+          <w:bCs/>
+          <w:color w:val="168253"/>
+        </w:rPr>
+      </w:pPr>
+      <w:r>
+        <w:rPr>
+          <w:rFonts w:eastAsia="Courier 10 Pitch" w:cs="Consolas"/>
+          <w:b/>
+          <w:bCs/>
+          <w:color w:val="168253"/>
+          <w:sz w:val="13"/>
+          <w:szCs w:val="13"/>
+          <w:lang w:val="es-ES"/>
+        </w:rPr>
+        <w:t>D E C#m F#m</w:t>
+      </w:r>
+    </w:p>
+    <w:p>
+      <w:pPr>
+        <w:pStyle w:val="Normal"/>
+        <w:rPr>
+          <w:rFonts w:eastAsia="Courier 10 Pitch" w:cs="Consolas"/>
+          <w:b w:val="false"/>
+          <w:b w:val="false"/>
+          <w:bCs w:val="false"/>
+          <w:sz w:val="13"/>
+          <w:szCs w:val="13"/>
+          <w:lang w:val="es-ES"/>
+        </w:rPr>
+      </w:pPr>
+      <w:r>
+        <w:rPr>
+          <w:color w:val="069A2E"/>
+        </w:rPr>
+      </w:r>
+    </w:p>
+    <w:p>
+      <w:pPr>
+        <w:pStyle w:val="Normal"/>
+        <w:rPr>
           <w:color w:val="1C99E0"/>
           <w:sz w:val="13"/>
           <w:szCs w:val="13"/>
         </w:rPr>
-        <w:t>da vuelta]</w:t>
+      </w:pPr>
+      <w:r>
+        <w:rPr>
+          <w:rFonts w:eastAsia="Courier 10 Pitch" w:cs="Consolas"/>
+          <w:b/>
+          <w:bCs w:val="false"/>
+          <w:color w:val="00B0F0"/>
+          <w:sz w:val="13"/>
+          <w:szCs w:val="13"/>
+          <w:lang w:val="es-ES"/>
+        </w:rPr>
+        <w:t>[Coro, 1ra vuelta]</w:t>
       </w:r>
     </w:p>
     <w:p>
@@ -1020,746 +1727,327 @@
       <w:pPr>
         <w:pStyle w:val="Normal"/>
         <w:rPr>
+          <w:b w:val="false"/>
+          <w:b w:val="false"/>
+          <w:bCs w:val="false"/>
+          <w:color w:val="auto"/>
+          <w:sz w:val="13"/>
+          <w:szCs w:val="13"/>
+        </w:rPr>
+      </w:pPr>
+      <w:r>
+        <w:rPr>
+          <w:rFonts w:eastAsia="Courier 10 Pitch" w:cs="Consolas"/>
+          <w:b w:val="false"/>
+          <w:bCs w:val="false"/>
+          <w:color w:val="auto"/>
+          <w:sz w:val="13"/>
+          <w:szCs w:val="13"/>
+          <w:lang w:val="es-ES"/>
+        </w:rPr>
+        <w:t xml:space="preserve">    </w:t>
+      </w:r>
+      <w:r>
+        <w:rPr>
+          <w:rFonts w:eastAsia="Courier 10 Pitch" w:cs="Consolas"/>
+          <w:b w:val="false"/>
+          <w:bCs w:val="false"/>
+          <w:color w:val="auto"/>
+          <w:sz w:val="13"/>
+          <w:szCs w:val="13"/>
+          <w:lang w:val="es-ES"/>
+        </w:rPr>
+        <w:t>E   Bm  D E</w:t>
+      </w:r>
+      <w:r>
+        <w:rPr>
+          <w:rFonts w:eastAsia="Courier 10 Pitch" w:cs="Consolas"/>
+          <w:b/>
+          <w:bCs/>
+          <w:color w:val="auto"/>
+          <w:sz w:val="13"/>
+          <w:szCs w:val="13"/>
+          <w:lang w:val="es-ES"/>
+        </w:rPr>
+        <w:t xml:space="preserve">  </w:t>
+      </w:r>
+      <w:r>
+        <w:rPr>
+          <w:rFonts w:eastAsia="Courier 10 Pitch" w:cs="Consolas"/>
+          <w:b/>
+          <w:bCs/>
+          <w:color w:val="BF0041"/>
+          <w:sz w:val="13"/>
+          <w:szCs w:val="13"/>
+          <w:lang w:val="es-ES"/>
+        </w:rPr>
+        <w:t>A</w:t>
+      </w:r>
+    </w:p>
+    <w:p>
+      <w:pPr>
+        <w:pStyle w:val="Normal"/>
+        <w:rPr>
+          <w:color w:val="1C99E0"/>
+          <w:sz w:val="13"/>
+          <w:szCs w:val="13"/>
+        </w:rPr>
+      </w:pPr>
+      <w:r>
+        <w:rPr>
+          <w:rFonts w:eastAsia="Courier 10 Pitch" w:cs="Consolas"/>
+          <w:b/>
+          <w:color w:val="1C99E0"/>
+          <w:sz w:val="13"/>
+          <w:szCs w:val="13"/>
+          <w:lang w:val="es-ES"/>
+        </w:rPr>
+        <w:t>[Coro, 2da vuelta]</w:t>
+      </w:r>
+    </w:p>
+    <w:p>
+      <w:pPr>
+        <w:pStyle w:val="Normal"/>
+        <w:rPr>
+          <w:b w:val="false"/>
+          <w:b w:val="false"/>
+          <w:bCs w:val="false"/>
+          <w:color w:val="auto"/>
+          <w:sz w:val="13"/>
+          <w:szCs w:val="13"/>
+        </w:rPr>
+      </w:pPr>
+      <w:r>
+        <w:rPr>
+          <w:rFonts w:eastAsia="Courier 10 Pitch" w:cs="Consolas"/>
+          <w:b w:val="false"/>
+          <w:bCs w:val="false"/>
+          <w:color w:val="auto"/>
+          <w:sz w:val="13"/>
+          <w:szCs w:val="13"/>
+          <w:lang w:val="es-ES"/>
+        </w:rPr>
+        <w:t xml:space="preserve">    </w:t>
+      </w:r>
+      <w:r>
+        <w:rPr>
+          <w:rFonts w:eastAsia="Courier 10 Pitch" w:cs="Consolas"/>
+          <w:b w:val="false"/>
+          <w:bCs w:val="false"/>
+          <w:color w:val="auto"/>
+          <w:sz w:val="13"/>
+          <w:szCs w:val="13"/>
+          <w:lang w:val="es-ES"/>
+        </w:rPr>
+        <w:t>E   Bm  D E  A</w:t>
+      </w:r>
+    </w:p>
+    <w:p>
+      <w:pPr>
+        <w:pStyle w:val="Normal"/>
+        <w:rPr>
+          <w:b w:val="false"/>
+          <w:b w:val="false"/>
+          <w:bCs w:val="false"/>
+          <w:color w:val="auto"/>
+          <w:sz w:val="13"/>
+          <w:szCs w:val="13"/>
+        </w:rPr>
+      </w:pPr>
+      <w:r>
+        <w:rPr>
+          <w:rFonts w:eastAsia="Courier 10 Pitch" w:cs="Consolas"/>
+          <w:b w:val="false"/>
+          <w:bCs w:val="false"/>
+          <w:color w:val="auto"/>
+          <w:sz w:val="13"/>
+          <w:szCs w:val="13"/>
+          <w:lang w:val="es-ES"/>
+        </w:rPr>
+        <w:t xml:space="preserve">    </w:t>
+      </w:r>
+      <w:r>
+        <w:rPr>
+          <w:rFonts w:eastAsia="Courier 10 Pitch" w:cs="Consolas"/>
+          <w:b w:val="false"/>
+          <w:bCs w:val="false"/>
+          <w:color w:val="auto"/>
+          <w:sz w:val="13"/>
+          <w:szCs w:val="13"/>
+          <w:lang w:val="es-ES"/>
+        </w:rPr>
+        <w:t>E   Bm  D E</w:t>
+      </w:r>
+      <w:r>
+        <w:rPr>
+          <w:rFonts w:eastAsia="Courier 10 Pitch" w:cs="Consolas"/>
+          <w:b/>
+          <w:bCs/>
+          <w:color w:val="auto"/>
+          <w:sz w:val="13"/>
+          <w:szCs w:val="13"/>
+          <w:lang w:val="es-ES"/>
+        </w:rPr>
+        <w:t xml:space="preserve">  </w:t>
+      </w:r>
+      <w:r>
+        <w:rPr>
+          <w:rFonts w:eastAsia="Courier 10 Pitch" w:cs="Consolas"/>
+          <w:b/>
+          <w:bCs/>
+          <w:color w:val="BF0041"/>
+          <w:sz w:val="13"/>
+          <w:szCs w:val="13"/>
+          <w:lang w:val="es-ES"/>
+        </w:rPr>
+        <w:t>A</w:t>
+      </w:r>
+    </w:p>
+    <w:p>
+      <w:pPr>
+        <w:pStyle w:val="Normal"/>
+        <w:rPr>
+          <w:color w:val="1C99E0"/>
+          <w:sz w:val="13"/>
+          <w:szCs w:val="13"/>
+        </w:rPr>
+      </w:pPr>
+      <w:r>
+        <w:rPr>
+          <w:rFonts w:eastAsia="Courier 10 Pitch" w:cs="Consolas"/>
+          <w:b/>
+          <w:color w:val="1C99E0"/>
+          <w:sz w:val="13"/>
+          <w:szCs w:val="13"/>
+          <w:lang w:val="es-ES"/>
+        </w:rPr>
+        <w:t>[Coro, 2da vuelta]</w:t>
+      </w:r>
+    </w:p>
+    <w:p>
+      <w:pPr>
+        <w:pStyle w:val="Normal"/>
+        <w:rPr>
+          <w:b w:val="false"/>
+          <w:b w:val="false"/>
+          <w:bCs w:val="false"/>
+          <w:color w:val="auto"/>
+          <w:sz w:val="13"/>
+          <w:szCs w:val="13"/>
+        </w:rPr>
+      </w:pPr>
+      <w:r>
+        <w:rPr>
+          <w:rFonts w:eastAsia="Courier 10 Pitch" w:cs="Consolas"/>
+          <w:b w:val="false"/>
+          <w:bCs w:val="false"/>
+          <w:color w:val="auto"/>
+          <w:sz w:val="13"/>
+          <w:szCs w:val="13"/>
+          <w:lang w:val="es-ES"/>
+        </w:rPr>
+        <w:t xml:space="preserve">    </w:t>
+      </w:r>
+      <w:r>
+        <w:rPr>
+          <w:rFonts w:eastAsia="Courier 10 Pitch" w:cs="Consolas"/>
+          <w:b w:val="false"/>
+          <w:bCs w:val="false"/>
+          <w:color w:val="auto"/>
+          <w:sz w:val="13"/>
+          <w:szCs w:val="13"/>
+          <w:lang w:val="es-ES"/>
+        </w:rPr>
+        <w:t>E   Bm  D E  A</w:t>
+      </w:r>
+    </w:p>
+    <w:p>
+      <w:pPr>
+        <w:pStyle w:val="Normal"/>
+        <w:rPr>
+          <w:b w:val="false"/>
+          <w:b w:val="false"/>
+          <w:bCs w:val="false"/>
+          <w:color w:val="auto"/>
+          <w:sz w:val="13"/>
+          <w:szCs w:val="13"/>
+        </w:rPr>
+      </w:pPr>
+      <w:r>
+        <w:rPr>
+          <w:rFonts w:eastAsia="Courier 10 Pitch" w:cs="Consolas"/>
+          <w:b w:val="false"/>
+          <w:bCs w:val="false"/>
+          <w:color w:val="auto"/>
+          <w:sz w:val="13"/>
+          <w:szCs w:val="13"/>
+          <w:lang w:val="es-ES"/>
+        </w:rPr>
+        <w:t xml:space="preserve">    </w:t>
+      </w:r>
+      <w:r>
+        <w:rPr>
+          <w:rFonts w:eastAsia="Courier 10 Pitch" w:cs="Consolas"/>
+          <w:b w:val="false"/>
+          <w:bCs w:val="false"/>
+          <w:color w:val="auto"/>
+          <w:sz w:val="13"/>
+          <w:szCs w:val="13"/>
+          <w:lang w:val="es-ES"/>
+        </w:rPr>
+        <w:t>E   Bm  D E</w:t>
+      </w:r>
+      <w:r>
+        <w:rPr>
+          <w:rFonts w:eastAsia="Courier 10 Pitch" w:cs="Consolas"/>
+          <w:b/>
+          <w:bCs/>
+          <w:color w:val="auto"/>
+          <w:sz w:val="13"/>
+          <w:szCs w:val="13"/>
+          <w:lang w:val="es-ES"/>
+        </w:rPr>
+        <w:t xml:space="preserve">  </w:t>
+      </w:r>
+      <w:r>
+        <w:rPr>
+          <w:rFonts w:eastAsia="Courier 10 Pitch" w:cs="Consolas"/>
+          <w:b/>
+          <w:bCs/>
+          <w:color w:val="168253"/>
+          <w:sz w:val="13"/>
+          <w:szCs w:val="13"/>
+          <w:lang w:val="es-ES"/>
+        </w:rPr>
+        <w:t>D E</w:t>
+      </w:r>
+      <w:r>
+        <w:rPr>
+          <w:rFonts w:eastAsia="Courier 10 Pitch" w:cs="Consolas"/>
+          <w:b/>
+          <w:bCs/>
+          <w:color w:val="168253"/>
+          <w:sz w:val="13"/>
+          <w:szCs w:val="13"/>
+          <w:lang w:val="es-ES"/>
+        </w:rPr>
+        <w:t xml:space="preserve"> C#m F#m</w:t>
+      </w:r>
+    </w:p>
+    <w:p>
+      <w:pPr>
+        <w:pStyle w:val="Normal"/>
+        <w:rPr>
           <w:rFonts w:ascii="Consolas" w:hAnsi="Consolas" w:eastAsia="Courier 10 Pitch" w:cs="Consolas"/>
-          <w:lang w:val="es-ES"/>
-        </w:rPr>
-      </w:pPr>
-      <w:r>
-        <w:rPr>
-          <w:b w:val="false"/>
-          <w:bCs w:val="false"/>
-          <w:color w:val="auto"/>
-          <w:sz w:val="13"/>
-          <w:szCs w:val="13"/>
-        </w:rPr>
-      </w:r>
-    </w:p>
-    <w:p>
-      <w:pPr>
-        <w:pStyle w:val="Normal"/>
-        <w:rPr>
-          <w:sz w:val="13"/>
-          <w:szCs w:val="13"/>
-        </w:rPr>
-      </w:pPr>
-      <w:r>
-        <w:rPr>
-          <w:rFonts w:eastAsia="Courier 10 Pitch" w:cs="Consolas"/>
-          <w:b w:val="false"/>
-          <w:bCs w:val="false"/>
-          <w:color w:val="auto"/>
-          <w:sz w:val="13"/>
-          <w:szCs w:val="13"/>
-          <w:lang w:val="es-ES"/>
-        </w:rPr>
-        <w:t xml:space="preserve">    </w:t>
-      </w:r>
-      <w:r>
-        <w:rPr>
-          <w:rFonts w:eastAsia="Courier 10 Pitch" w:cs="Consolas"/>
-          <w:b w:val="false"/>
-          <w:bCs w:val="false"/>
-          <w:color w:val="auto"/>
-          <w:sz w:val="13"/>
-          <w:szCs w:val="13"/>
-          <w:lang w:val="es-ES"/>
-        </w:rPr>
-        <w:t xml:space="preserve">E   Bm  </w:t>
-      </w:r>
-      <w:r>
-        <w:rPr>
-          <w:rFonts w:eastAsia="Courier 10 Pitch" w:cs="Consolas"/>
-          <w:b/>
-          <w:bCs/>
-          <w:color w:val="auto"/>
-          <w:sz w:val="13"/>
-          <w:szCs w:val="13"/>
-          <w:lang w:val="es-ES"/>
-        </w:rPr>
-        <w:t xml:space="preserve">D E  </w:t>
-      </w:r>
-      <w:r>
-        <w:rPr>
-          <w:rFonts w:eastAsia="Courier 10 Pitch" w:cs="Consolas"/>
-          <w:b/>
-          <w:bCs/>
-          <w:color w:val="18A303"/>
-          <w:sz w:val="13"/>
-          <w:szCs w:val="13"/>
-          <w:lang w:val="es-ES"/>
-        </w:rPr>
-        <w:t>D E</w:t>
-      </w:r>
-    </w:p>
-    <w:p>
-      <w:pPr>
-        <w:pStyle w:val="Normal"/>
-        <w:bidi w:val="0"/>
-        <w:rPr>
-          <w:color w:val="auto"/>
-          <w:sz w:val="13"/>
-          <w:szCs w:val="13"/>
-        </w:rPr>
-      </w:pPr>
-      <w:r>
-        <w:rPr>
-          <w:color w:val="auto"/>
-          <w:sz w:val="13"/>
-          <w:szCs w:val="13"/>
-        </w:rPr>
-      </w:r>
-    </w:p>
-    <w:p>
-      <w:pPr>
-        <w:pStyle w:val="Normal"/>
-        <w:rPr>
-          <w:color w:val="1C99E0"/>
-          <w:sz w:val="13"/>
-          <w:szCs w:val="13"/>
-        </w:rPr>
-      </w:pPr>
-      <w:r>
-        <w:rPr>
-          <w:rFonts w:eastAsia="Courier 10 Pitch" w:cs="Consolas"/>
+          <w:b/>
           <w:b/>
           <w:bCs w:val="false"/>
           <w:color w:val="00B0F0"/>
-          <w:sz w:val="13"/>
-          <w:szCs w:val="13"/>
-          <w:lang w:val="es-ES"/>
-        </w:rPr>
-        <w:t>[Verso]</w:t>
-      </w:r>
-    </w:p>
-    <w:p>
-      <w:pPr>
-        <w:pStyle w:val="Normal"/>
-        <w:rPr>
-          <w:b w:val="false"/>
-          <w:b w:val="false"/>
-          <w:bCs w:val="false"/>
-          <w:color w:val="auto"/>
-          <w:sz w:val="13"/>
-          <w:szCs w:val="13"/>
-        </w:rPr>
-      </w:pPr>
-      <w:r>
-        <w:rPr>
-          <w:rFonts w:eastAsia="Courier 10 Pitch" w:cs="Consolas"/>
-          <w:b w:val="false"/>
-          <w:bCs w:val="false"/>
-          <w:color w:val="auto"/>
-          <w:sz w:val="13"/>
-          <w:szCs w:val="13"/>
-          <w:lang w:val="es-ES"/>
-        </w:rPr>
-        <w:t>A    F#m</w:t>
-      </w:r>
-    </w:p>
-    <w:p>
-      <w:pPr>
-        <w:pStyle w:val="Normal"/>
-        <w:rPr>
-          <w:b w:val="false"/>
-          <w:b w:val="false"/>
-          <w:bCs w:val="false"/>
-          <w:color w:val="auto"/>
-          <w:sz w:val="13"/>
-          <w:szCs w:val="13"/>
-        </w:rPr>
-      </w:pPr>
-      <w:r>
-        <w:rPr>
-          <w:rFonts w:eastAsia="Courier 10 Pitch" w:cs="Consolas"/>
-          <w:b w:val="false"/>
-          <w:bCs w:val="false"/>
-          <w:color w:val="auto"/>
-          <w:sz w:val="13"/>
-          <w:szCs w:val="13"/>
-          <w:lang w:val="es-ES"/>
-        </w:rPr>
-        <w:t>Bm A E</w:t>
-      </w:r>
-    </w:p>
-    <w:p>
-      <w:pPr>
-        <w:pStyle w:val="Normal"/>
-        <w:rPr>
-          <w:b w:val="false"/>
-          <w:b w:val="false"/>
-          <w:bCs w:val="false"/>
-          <w:color w:val="auto"/>
-          <w:sz w:val="13"/>
-          <w:szCs w:val="13"/>
-        </w:rPr>
-      </w:pPr>
-      <w:r>
-        <w:rPr>
-          <w:rFonts w:eastAsia="Courier 10 Pitch" w:cs="Consolas"/>
-          <w:b w:val="false"/>
-          <w:bCs w:val="false"/>
-          <w:color w:val="auto"/>
-          <w:sz w:val="13"/>
-          <w:szCs w:val="13"/>
-          <w:lang w:val="es-ES"/>
-        </w:rPr>
-        <w:t>F#m  E A</w:t>
-      </w:r>
-    </w:p>
-    <w:p>
-      <w:pPr>
-        <w:pStyle w:val="Normal"/>
-        <w:rPr>
-          <w:b w:val="false"/>
-          <w:b w:val="false"/>
-          <w:bCs w:val="false"/>
-          <w:color w:val="auto"/>
-          <w:sz w:val="13"/>
-          <w:szCs w:val="13"/>
-        </w:rPr>
-      </w:pPr>
-      <w:r>
-        <w:rPr>
-          <w:rFonts w:eastAsia="Courier 10 Pitch" w:cs="Consolas"/>
-          <w:b w:val="false"/>
-          <w:bCs w:val="false"/>
-          <w:color w:val="auto"/>
-          <w:sz w:val="13"/>
-          <w:szCs w:val="13"/>
-          <w:lang w:val="es-ES"/>
-        </w:rPr>
-        <w:t xml:space="preserve">     </w:t>
-      </w:r>
-      <w:r>
-        <w:rPr>
-          <w:rFonts w:eastAsia="Courier 10 Pitch" w:cs="Consolas"/>
-          <w:b w:val="false"/>
-          <w:bCs w:val="false"/>
-          <w:color w:val="auto"/>
-          <w:sz w:val="13"/>
-          <w:szCs w:val="13"/>
-          <w:lang w:val="es-ES"/>
-        </w:rPr>
-        <w:t>G D E</w:t>
-      </w:r>
-    </w:p>
-    <w:p>
-      <w:pPr>
-        <w:pStyle w:val="Normal"/>
-        <w:rPr>
-          <w:rFonts w:ascii="Consolas" w:hAnsi="Consolas" w:eastAsia="Courier 10 Pitch" w:cs="Consolas"/>
-          <w:b/>
-          <w:b/>
-          <w:bCs w:val="false"/>
-          <w:color w:val="00B0F0"/>
-          <w:lang w:val="es-ES"/>
-        </w:rPr>
-      </w:pPr>
-      <w:r>
-        <w:rPr>
-          <w:color w:val="1C99E0"/>
-          <w:sz w:val="13"/>
-          <w:szCs w:val="13"/>
-        </w:rPr>
-      </w:r>
-    </w:p>
-    <w:p>
-      <w:pPr>
-        <w:pStyle w:val="Normal"/>
-        <w:rPr>
-          <w:b w:val="false"/>
-          <w:b w:val="false"/>
-          <w:bCs w:val="false"/>
-          <w:color w:val="auto"/>
-          <w:sz w:val="13"/>
-          <w:szCs w:val="13"/>
-        </w:rPr>
-      </w:pPr>
-      <w:r>
-        <w:rPr>
-          <w:rFonts w:eastAsia="Courier 10 Pitch" w:cs="Consolas"/>
-          <w:b w:val="false"/>
-          <w:bCs w:val="false"/>
-          <w:color w:val="auto"/>
-          <w:sz w:val="13"/>
-          <w:szCs w:val="13"/>
-          <w:lang w:val="es-ES"/>
-        </w:rPr>
-        <w:t>A    F#m</w:t>
-      </w:r>
-    </w:p>
-    <w:p>
-      <w:pPr>
-        <w:pStyle w:val="Normal"/>
-        <w:rPr>
-          <w:b w:val="false"/>
-          <w:b w:val="false"/>
-          <w:bCs w:val="false"/>
-          <w:color w:val="auto"/>
-          <w:sz w:val="13"/>
-          <w:szCs w:val="13"/>
-        </w:rPr>
-      </w:pPr>
-      <w:r>
-        <w:rPr>
-          <w:rFonts w:eastAsia="Courier 10 Pitch" w:cs="Consolas"/>
-          <w:b w:val="false"/>
-          <w:bCs w:val="false"/>
-          <w:color w:val="auto"/>
-          <w:sz w:val="13"/>
-          <w:szCs w:val="13"/>
-          <w:lang w:val="es-ES"/>
-        </w:rPr>
-        <w:t>Bm A E</w:t>
-      </w:r>
-    </w:p>
-    <w:p>
-      <w:pPr>
-        <w:pStyle w:val="Normal"/>
-        <w:rPr>
-          <w:b w:val="false"/>
-          <w:b w:val="false"/>
-          <w:bCs w:val="false"/>
-          <w:color w:val="auto"/>
-          <w:sz w:val="13"/>
-          <w:szCs w:val="13"/>
-        </w:rPr>
-      </w:pPr>
-      <w:r>
-        <w:rPr>
-          <w:rFonts w:eastAsia="Courier 10 Pitch" w:cs="Consolas"/>
-          <w:b w:val="false"/>
-          <w:bCs w:val="false"/>
-          <w:color w:val="auto"/>
-          <w:sz w:val="13"/>
-          <w:szCs w:val="13"/>
-          <w:lang w:val="es-ES"/>
-        </w:rPr>
-        <w:t>F#m  E A  G D E</w:t>
-      </w:r>
-    </w:p>
-    <w:p>
-      <w:pPr>
-        <w:pStyle w:val="Normal"/>
-        <w:rPr>
-          <w:rFonts w:ascii="Consolas" w:hAnsi="Consolas" w:eastAsia="Courier 10 Pitch" w:cs="Consolas"/>
-          <w:b/>
-          <w:b/>
-          <w:bCs w:val="false"/>
-          <w:color w:val="00B0F0"/>
-          <w:lang w:val="es-ES"/>
-        </w:rPr>
-      </w:pPr>
-      <w:r>
-        <w:rPr>
-          <w:color w:val="1C99E0"/>
-          <w:sz w:val="13"/>
-          <w:szCs w:val="13"/>
-        </w:rPr>
-      </w:r>
-    </w:p>
-    <w:p>
-      <w:pPr>
-        <w:pStyle w:val="Normal"/>
-        <w:rPr>
-          <w:color w:val="1C99E0"/>
-          <w:sz w:val="13"/>
-          <w:szCs w:val="13"/>
-        </w:rPr>
-      </w:pPr>
-      <w:r>
-        <w:rPr>
-          <w:rFonts w:eastAsia="Courier 10 Pitch" w:cs="Consolas"/>
-          <w:b/>
-          <w:bCs w:val="false"/>
-          <w:color w:val="00B0F0"/>
-          <w:sz w:val="13"/>
-          <w:szCs w:val="13"/>
-          <w:lang w:val="es-ES"/>
-        </w:rPr>
-        <w:t>[Coro, 1ra vuelta]</w:t>
-      </w:r>
-    </w:p>
-    <w:p>
-      <w:pPr>
-        <w:pStyle w:val="Normal"/>
-        <w:rPr>
-          <w:b w:val="false"/>
-          <w:b w:val="false"/>
-          <w:bCs w:val="false"/>
-          <w:color w:val="auto"/>
-          <w:sz w:val="13"/>
-          <w:szCs w:val="13"/>
-        </w:rPr>
-      </w:pPr>
-      <w:r>
-        <w:rPr>
-          <w:rFonts w:eastAsia="Courier 10 Pitch" w:cs="Consolas"/>
-          <w:b w:val="false"/>
-          <w:bCs w:val="false"/>
-          <w:color w:val="auto"/>
-          <w:sz w:val="13"/>
-          <w:szCs w:val="13"/>
-          <w:lang w:val="es-ES"/>
-        </w:rPr>
-        <w:t>A   E   Bm  D E  A</w:t>
-      </w:r>
-    </w:p>
-    <w:p>
-      <w:pPr>
-        <w:pStyle w:val="Normal"/>
-        <w:rPr>
-          <w:rFonts w:ascii="Consolas" w:hAnsi="Consolas" w:eastAsia="Courier 10 Pitch" w:cs="Consolas"/>
-          <w:lang w:val="es-ES"/>
-        </w:rPr>
-      </w:pPr>
-      <w:r>
-        <w:rPr>
-          <w:b w:val="false"/>
-          <w:bCs w:val="false"/>
-          <w:color w:val="auto"/>
-          <w:sz w:val="13"/>
-          <w:szCs w:val="13"/>
-        </w:rPr>
-      </w:r>
-    </w:p>
-    <w:p>
-      <w:pPr>
-        <w:pStyle w:val="Normal"/>
-        <w:rPr>
-          <w:b w:val="false"/>
-          <w:b w:val="false"/>
-          <w:bCs w:val="false"/>
-          <w:color w:val="auto"/>
-          <w:sz w:val="13"/>
-          <w:szCs w:val="13"/>
-        </w:rPr>
-      </w:pPr>
-      <w:r>
-        <w:rPr>
-          <w:rFonts w:eastAsia="Courier 10 Pitch" w:cs="Consolas"/>
-          <w:b w:val="false"/>
-          <w:bCs w:val="false"/>
-          <w:color w:val="auto"/>
-          <w:sz w:val="13"/>
-          <w:szCs w:val="13"/>
-          <w:lang w:val="es-ES"/>
-        </w:rPr>
-        <w:t xml:space="preserve">    </w:t>
-      </w:r>
-      <w:r>
-        <w:rPr>
-          <w:rFonts w:eastAsia="Courier 10 Pitch" w:cs="Consolas"/>
-          <w:b w:val="false"/>
-          <w:bCs w:val="false"/>
-          <w:color w:val="auto"/>
-          <w:sz w:val="13"/>
-          <w:szCs w:val="13"/>
-          <w:lang w:val="es-ES"/>
-        </w:rPr>
-        <w:t xml:space="preserve">E   Bm  </w:t>
-      </w:r>
-      <w:r>
-        <w:rPr>
-          <w:rFonts w:eastAsia="Courier 10 Pitch" w:cs="Consolas"/>
-          <w:b/>
-          <w:bCs/>
-          <w:color w:val="auto"/>
-          <w:sz w:val="13"/>
-          <w:szCs w:val="13"/>
-          <w:lang w:val="es-ES"/>
-        </w:rPr>
-        <w:t xml:space="preserve">D E  </w:t>
-      </w:r>
-      <w:r>
-        <w:rPr>
-          <w:rFonts w:eastAsia="Courier 10 Pitch" w:cs="Consolas"/>
-          <w:b/>
-          <w:bCs/>
-          <w:color w:val="18A303"/>
-          <w:sz w:val="13"/>
-          <w:szCs w:val="13"/>
-          <w:lang w:val="es-ES"/>
-        </w:rPr>
-        <w:t>A</w:t>
-      </w:r>
-    </w:p>
-    <w:p>
-      <w:pPr>
-        <w:pStyle w:val="Normal"/>
-        <w:rPr>
-          <w:rFonts w:ascii="Consolas" w:hAnsi="Consolas" w:eastAsia="Courier 10 Pitch" w:cs="Consolas"/>
-          <w:lang w:val="es-ES"/>
-        </w:rPr>
-      </w:pPr>
-      <w:r>
-        <w:rPr>
-          <w:b w:val="false"/>
-          <w:bCs w:val="false"/>
-          <w:color w:val="auto"/>
-          <w:sz w:val="13"/>
-          <w:szCs w:val="13"/>
-        </w:rPr>
-      </w:r>
-    </w:p>
-    <w:p>
-      <w:pPr>
-        <w:pStyle w:val="Normal"/>
-        <w:rPr>
-          <w:color w:val="1C99E0"/>
-          <w:sz w:val="13"/>
-          <w:szCs w:val="13"/>
-        </w:rPr>
-      </w:pPr>
-      <w:r>
-        <w:rPr>
-          <w:rFonts w:eastAsia="Courier 10 Pitch" w:cs="Consolas"/>
-          <w:b/>
-          <w:color w:val="1C99E0"/>
-          <w:sz w:val="13"/>
-          <w:szCs w:val="13"/>
-          <w:lang w:val="es-ES"/>
-        </w:rPr>
-        <w:t xml:space="preserve">[Coro, </w:t>
-      </w:r>
-      <w:r>
-        <w:rPr>
-          <w:rFonts w:eastAsia="Courier 10 Pitch" w:cs="Consolas"/>
-          <w:b/>
-          <w:color w:val="1C99E0"/>
-          <w:sz w:val="13"/>
-          <w:szCs w:val="13"/>
-          <w:lang w:val="es-ES"/>
-        </w:rPr>
-        <w:t>2</w:t>
-      </w:r>
-      <w:r>
-        <w:rPr>
-          <w:rFonts w:eastAsia="Courier 10 Pitch" w:cs="Consolas"/>
-          <w:b/>
-          <w:color w:val="1C99E0"/>
-          <w:sz w:val="13"/>
-          <w:szCs w:val="13"/>
-          <w:lang w:val="es-ES"/>
-        </w:rPr>
-        <w:t>da vuelta]</w:t>
-      </w:r>
-    </w:p>
-    <w:p>
-      <w:pPr>
-        <w:pStyle w:val="Normal"/>
-        <w:rPr>
-          <w:b w:val="false"/>
-          <w:b w:val="false"/>
-          <w:bCs w:val="false"/>
-          <w:color w:val="auto"/>
-          <w:sz w:val="13"/>
-          <w:szCs w:val="13"/>
-        </w:rPr>
-      </w:pPr>
-      <w:r>
-        <w:rPr>
-          <w:rFonts w:eastAsia="Courier 10 Pitch" w:cs="Consolas"/>
-          <w:b w:val="false"/>
-          <w:bCs w:val="false"/>
-          <w:color w:val="auto"/>
-          <w:sz w:val="13"/>
-          <w:szCs w:val="13"/>
-          <w:lang w:val="es-ES"/>
-        </w:rPr>
-        <w:t>A   E   Bm  D E A</w:t>
-      </w:r>
-    </w:p>
-    <w:p>
-      <w:pPr>
-        <w:pStyle w:val="Normal"/>
-        <w:rPr>
-          <w:rFonts w:ascii="Consolas" w:hAnsi="Consolas" w:eastAsia="Courier 10 Pitch" w:cs="Consolas"/>
-          <w:lang w:val="es-ES"/>
-        </w:rPr>
-      </w:pPr>
-      <w:r>
-        <w:rPr>
-          <w:b w:val="false"/>
-          <w:bCs w:val="false"/>
-          <w:color w:val="auto"/>
-          <w:sz w:val="13"/>
-          <w:szCs w:val="13"/>
-        </w:rPr>
-      </w:r>
-    </w:p>
-    <w:p>
-      <w:pPr>
-        <w:pStyle w:val="Normal"/>
-        <w:rPr>
-          <w:b w:val="false"/>
-          <w:b w:val="false"/>
-          <w:bCs w:val="false"/>
-          <w:color w:val="auto"/>
-          <w:sz w:val="13"/>
-          <w:szCs w:val="13"/>
-        </w:rPr>
-      </w:pPr>
-      <w:r>
-        <w:rPr>
-          <w:rFonts w:eastAsia="Courier 10 Pitch" w:cs="Consolas"/>
-          <w:b w:val="false"/>
-          <w:bCs w:val="false"/>
-          <w:color w:val="auto"/>
-          <w:sz w:val="13"/>
-          <w:szCs w:val="13"/>
-          <w:lang w:val="es-ES"/>
-        </w:rPr>
-        <w:t xml:space="preserve">    </w:t>
-      </w:r>
-      <w:r>
-        <w:rPr>
-          <w:rFonts w:eastAsia="Courier 10 Pitch" w:cs="Consolas"/>
-          <w:b w:val="false"/>
-          <w:bCs w:val="false"/>
-          <w:color w:val="auto"/>
-          <w:sz w:val="13"/>
-          <w:szCs w:val="13"/>
-          <w:lang w:val="es-ES"/>
-        </w:rPr>
-        <w:t xml:space="preserve">E   Bm  </w:t>
-      </w:r>
-      <w:r>
-        <w:rPr>
-          <w:rFonts w:eastAsia="Courier 10 Pitch" w:cs="Consolas"/>
-          <w:b/>
-          <w:bCs/>
-          <w:color w:val="auto"/>
-          <w:sz w:val="13"/>
-          <w:szCs w:val="13"/>
-          <w:lang w:val="es-ES"/>
-        </w:rPr>
-        <w:t xml:space="preserve">D E  </w:t>
-      </w:r>
-      <w:r>
-        <w:rPr>
-          <w:rFonts w:eastAsia="Courier 10 Pitch" w:cs="Consolas"/>
-          <w:b/>
-          <w:bCs/>
-          <w:color w:val="18A303"/>
-          <w:sz w:val="13"/>
-          <w:szCs w:val="13"/>
-          <w:lang w:val="es-ES"/>
-        </w:rPr>
-        <w:t>D E</w:t>
-      </w:r>
-    </w:p>
-    <w:p>
-      <w:pPr>
-        <w:pStyle w:val="Normal"/>
-        <w:bidi w:val="0"/>
-        <w:rPr>
-          <w:rFonts w:ascii="Consolas" w:hAnsi="Consolas" w:eastAsia="Courier 10 Pitch" w:cs="Consolas"/>
-          <w:b/>
-          <w:b/>
-          <w:bCs w:val="false"/>
-          <w:color w:val="00B0F0"/>
-          <w:lang w:val="es-ES"/>
-        </w:rPr>
-      </w:pPr>
-      <w:r>
-        <w:rPr>
-          <w:color w:val="1C99E0"/>
-          <w:sz w:val="13"/>
-          <w:szCs w:val="13"/>
-        </w:rPr>
-      </w:r>
-    </w:p>
-    <w:p>
-      <w:pPr>
-        <w:pStyle w:val="Normal"/>
-        <w:rPr>
-          <w:color w:val="1C99E0"/>
-          <w:sz w:val="13"/>
-          <w:szCs w:val="13"/>
-        </w:rPr>
-      </w:pPr>
-      <w:r>
-        <w:rPr>
-          <w:rFonts w:eastAsia="Courier 10 Pitch" w:cs="Consolas"/>
-          <w:b/>
-          <w:bCs w:val="false"/>
-          <w:color w:val="00B0F0"/>
-          <w:sz w:val="13"/>
-          <w:szCs w:val="13"/>
-          <w:lang w:val="es-ES"/>
-        </w:rPr>
-        <w:t>[Intro]</w:t>
-      </w:r>
-    </w:p>
-    <w:p>
-      <w:pPr>
-        <w:pStyle w:val="Normal"/>
-        <w:rPr>
-          <w:b w:val="false"/>
-          <w:b w:val="false"/>
-          <w:bCs w:val="false"/>
-          <w:color w:val="auto"/>
-          <w:sz w:val="13"/>
-          <w:szCs w:val="13"/>
-        </w:rPr>
-      </w:pPr>
-      <w:r>
-        <w:rPr>
-          <w:rFonts w:eastAsia="Courier 10 Pitch" w:cs="Consolas"/>
-          <w:b w:val="false"/>
-          <w:bCs w:val="false"/>
-          <w:color w:val="auto"/>
-          <w:sz w:val="13"/>
-          <w:szCs w:val="13"/>
-          <w:lang w:val="es-ES"/>
-        </w:rPr>
-        <w:t>D E C#m F#m</w:t>
-      </w:r>
-    </w:p>
-    <w:p>
-      <w:pPr>
-        <w:pStyle w:val="Normal"/>
-        <w:rPr>
-          <w:b w:val="false"/>
-          <w:b w:val="false"/>
-          <w:bCs w:val="false"/>
-          <w:color w:val="auto"/>
-          <w:sz w:val="13"/>
-          <w:szCs w:val="13"/>
-        </w:rPr>
-      </w:pPr>
-      <w:r>
-        <w:rPr>
-          <w:rFonts w:eastAsia="Courier 10 Pitch" w:cs="Consolas"/>
-          <w:b w:val="false"/>
-          <w:bCs w:val="false"/>
-          <w:color w:val="auto"/>
-          <w:sz w:val="13"/>
-          <w:szCs w:val="13"/>
-          <w:lang w:val="es-ES"/>
-        </w:rPr>
-        <w:t>D E C#m D</w:t>
-      </w:r>
-    </w:p>
-    <w:p>
-      <w:pPr>
-        <w:pStyle w:val="Normal"/>
-        <w:rPr>
-          <w:rFonts w:ascii="Consolas" w:hAnsi="Consolas" w:eastAsia="Courier 10 Pitch" w:cs="Consolas"/>
-          <w:b/>
-          <w:b/>
-          <w:bCs w:val="false"/>
-          <w:color w:val="00B0F0"/>
-          <w:lang w:val="es-ES"/>
-        </w:rPr>
-      </w:pPr>
-      <w:r>
-        <w:rPr>
-          <w:color w:val="1C99E0"/>
-          <w:sz w:val="13"/>
-          <w:szCs w:val="13"/>
-        </w:rPr>
+          <w:lang w:val="es-ES"/>
+        </w:rPr>
+      </w:pPr>
+      <w:r>
+        <w:rPr/>
       </w:r>
     </w:p>
     <w:sectPr>
@@ -1949,7 +2237,7 @@
     <w:pPr>
       <w:widowControl/>
       <w:suppressAutoHyphens w:val="true"/>
-      <w:overflowPunct w:val="true"/>
+      <w:overflowPunct w:val="false"/>
       <w:bidi w:val="0"/>
       <w:spacing w:before="0" w:after="0"/>
       <w:jc w:val="left"/>

--- a/Acordes domingo/Jorge/Este es mi deseo (A) - Claudio Freidzon.docx
+++ b/Acordes domingo/Jorge/Este es mi deseo (A) - Claudio Freidzon.docx
@@ -2048,6 +2048,89 @@
       </w:pPr>
       <w:r>
         <w:rPr/>
+      </w:r>
+    </w:p>
+    <w:p>
+      <w:pPr>
+        <w:pStyle w:val="Normal"/>
+        <w:rPr>
+          <w:color w:val="1C99E0"/>
+          <w:sz w:val="13"/>
+          <w:szCs w:val="13"/>
+        </w:rPr>
+      </w:pPr>
+      <w:r>
+        <w:rPr>
+          <w:rFonts w:eastAsia="Courier 10 Pitch" w:cs="Consolas"/>
+          <w:b/>
+          <w:bCs w:val="false"/>
+          <w:color w:val="00B0F0"/>
+          <w:sz w:val="13"/>
+          <w:szCs w:val="13"/>
+          <w:lang w:val="es-ES"/>
+        </w:rPr>
+        <w:t>[</w:t>
+      </w:r>
+      <w:r>
+        <w:rPr>
+          <w:rFonts w:eastAsia="Courier 10 Pitch" w:cs="Consolas"/>
+          <w:b/>
+          <w:bCs w:val="false"/>
+          <w:color w:val="00B0F0"/>
+          <w:sz w:val="13"/>
+          <w:szCs w:val="13"/>
+          <w:lang w:val="es-ES"/>
+        </w:rPr>
+        <w:t>Fin</w:t>
+      </w:r>
+      <w:r>
+        <w:rPr>
+          <w:rFonts w:eastAsia="Courier 10 Pitch" w:cs="Consolas"/>
+          <w:b/>
+          <w:bCs w:val="false"/>
+          <w:color w:val="00B0F0"/>
+          <w:sz w:val="13"/>
+          <w:szCs w:val="13"/>
+          <w:lang w:val="es-ES"/>
+        </w:rPr>
+        <w:t>]</w:t>
+      </w:r>
+    </w:p>
+    <w:p>
+      <w:pPr>
+        <w:pStyle w:val="Normal"/>
+        <w:rPr>
+          <w:b w:val="false"/>
+          <w:b w:val="false"/>
+          <w:bCs w:val="false"/>
+          <w:color w:val="auto"/>
+          <w:sz w:val="13"/>
+          <w:szCs w:val="13"/>
+        </w:rPr>
+      </w:pPr>
+      <w:r>
+        <w:rPr>
+          <w:rFonts w:eastAsia="Courier 10 Pitch" w:cs="Consolas"/>
+          <w:b/>
+          <w:bCs/>
+          <w:color w:val="168253"/>
+          <w:sz w:val="13"/>
+          <w:szCs w:val="13"/>
+          <w:lang w:val="es-ES"/>
+        </w:rPr>
+        <w:t>D E</w:t>
+      </w:r>
+      <w:r>
+        <w:rPr>
+          <w:rFonts w:eastAsia="Courier 10 Pitch" w:cs="Consolas"/>
+          <w:b/>
+          <w:bCs/>
+          <w:color w:val="168253"/>
+          <w:sz w:val="13"/>
+          <w:szCs w:val="13"/>
+          <w:lang w:val="es-ES"/>
+        </w:rPr>
+        <w:t xml:space="preserve"> C#m F#m</w:t>
       </w:r>
     </w:p>
     <w:sectPr>
